--- a/klagomål/A 61173-2025 FSC-klagomål.docx
+++ b/klagomål/A 61173-2025 FSC-klagomål.docx
@@ -1096,7 +1096,7 @@
     <w:r>
       <w:tab/>
       <w:tab/>
-      <w:t>2026-01-18</w:t>
+      <w:t>2026-01-19</w:t>
       <w:br/>
       <w:br/>
     </w:r>

--- a/klagomål/A 61173-2025 FSC-klagomål.docx
+++ b/klagomål/A 61173-2025 FSC-klagomål.docx
@@ -1096,7 +1096,7 @@
     <w:r>
       <w:tab/>
       <w:tab/>
-      <w:t>2026-01-19</w:t>
+      <w:t>2026-01-20</w:t>
       <w:br/>
       <w:br/>
     </w:r>

--- a/klagomål/A 61173-2025 FSC-klagomål.docx
+++ b/klagomål/A 61173-2025 FSC-klagomål.docx
@@ -1096,7 +1096,7 @@
     <w:r>
       <w:tab/>
       <w:tab/>
-      <w:t>2026-01-20</w:t>
+      <w:t>2026-01-21</w:t>
       <w:br/>
       <w:br/>
     </w:r>

--- a/klagomål/A 61173-2025 FSC-klagomål.docx
+++ b/klagomål/A 61173-2025 FSC-klagomål.docx
@@ -1096,7 +1096,7 @@
     <w:r>
       <w:tab/>
       <w:tab/>
-      <w:t>2026-01-21</w:t>
+      <w:t>2026-01-23</w:t>
       <w:br/>
       <w:br/>
     </w:r>

--- a/klagomål/A 61173-2025 FSC-klagomål.docx
+++ b/klagomål/A 61173-2025 FSC-klagomål.docx
@@ -1096,7 +1096,7 @@
     <w:r>
       <w:tab/>
       <w:tab/>
-      <w:t>2026-01-23</w:t>
+      <w:t>2026-01-24</w:t>
       <w:br/>
       <w:br/>
     </w:r>

--- a/klagomål/A 61173-2025 FSC-klagomål.docx
+++ b/klagomål/A 61173-2025 FSC-klagomål.docx
@@ -1096,7 +1096,7 @@
     <w:r>
       <w:tab/>
       <w:tab/>
-      <w:t>2026-01-24</w:t>
+      <w:t>2026-01-25</w:t>
       <w:br/>
       <w:br/>
     </w:r>

--- a/klagomål/A 61173-2025 FSC-klagomål.docx
+++ b/klagomål/A 61173-2025 FSC-klagomål.docx
@@ -1096,7 +1096,7 @@
     <w:r>
       <w:tab/>
       <w:tab/>
-      <w:t>2026-01-25</w:t>
+      <w:t>2026-01-26</w:t>
       <w:br/>
       <w:br/>
     </w:r>

--- a/klagomål/A 61173-2025 FSC-klagomål.docx
+++ b/klagomål/A 61173-2025 FSC-klagomål.docx
@@ -1096,7 +1096,7 @@
     <w:r>
       <w:tab/>
       <w:tab/>
-      <w:t>2026-01-26</w:t>
+      <w:t>2026-01-27</w:t>
       <w:br/>
       <w:br/>
     </w:r>

--- a/klagomål/A 61173-2025 FSC-klagomål.docx
+++ b/klagomål/A 61173-2025 FSC-klagomål.docx
@@ -1096,7 +1096,7 @@
     <w:r>
       <w:tab/>
       <w:tab/>
-      <w:t>2026-01-27</w:t>
+      <w:t>2026-01-28</w:t>
       <w:br/>
       <w:br/>
     </w:r>

--- a/klagomål/A 61173-2025 FSC-klagomål.docx
+++ b/klagomål/A 61173-2025 FSC-klagomål.docx
@@ -1233,7 +1233,7 @@
     <w:r>
       <w:tab/>
       <w:tab/>
-      <w:t>2026-03-13</w:t>
+      <w:t>2026-03-16</w:t>
       <w:br/>
       <w:br/>
     </w:r>

--- a/klagomål/A 61173-2025 FSC-klagomål.docx
+++ b/klagomål/A 61173-2025 FSC-klagomål.docx
@@ -1233,7 +1233,7 @@
     <w:r>
       <w:tab/>
       <w:tab/>
-      <w:t>2026-03-16</w:t>
+      <w:t>2026-03-17</w:t>
       <w:br/>
       <w:br/>
     </w:r>

--- a/klagomål/A 61173-2025 FSC-klagomål.docx
+++ b/klagomål/A 61173-2025 FSC-klagomål.docx
@@ -1233,7 +1233,7 @@
     <w:r>
       <w:tab/>
       <w:tab/>
-      <w:t>2026-03-17</w:t>
+      <w:t>2026-03-18</w:t>
       <w:br/>
       <w:br/>
     </w:r>

--- a/klagomål/A 61173-2025 FSC-klagomål.docx
+++ b/klagomål/A 61173-2025 FSC-klagomål.docx
@@ -1233,7 +1233,7 @@
     <w:r>
       <w:tab/>
       <w:tab/>
-      <w:t>2026-03-18</w:t>
+      <w:t>2026-03-19</w:t>
       <w:br/>
       <w:br/>
     </w:r>

--- a/klagomål/A 61173-2025 FSC-klagomål.docx
+++ b/klagomål/A 61173-2025 FSC-klagomål.docx
@@ -1233,7 +1233,7 @@
     <w:r>
       <w:tab/>
       <w:tab/>
-      <w:t>2026-03-19</w:t>
+      <w:t>2026-03-20</w:t>
       <w:br/>
       <w:br/>
     </w:r>

--- a/klagomål/A 61173-2025 FSC-klagomål.docx
+++ b/klagomål/A 61173-2025 FSC-klagomål.docx
@@ -1233,7 +1233,7 @@
     <w:r>
       <w:tab/>
       <w:tab/>
-      <w:t>2026-03-20</w:t>
+      <w:t>2026-03-21</w:t>
       <w:br/>
       <w:br/>
     </w:r>

--- a/klagomål/A 61173-2025 FSC-klagomål.docx
+++ b/klagomål/A 61173-2025 FSC-klagomål.docx
@@ -1233,7 +1233,7 @@
     <w:r>
       <w:tab/>
       <w:tab/>
-      <w:t>2026-03-21</w:t>
+      <w:t>2026-03-22</w:t>
       <w:br/>
       <w:br/>
     </w:r>

--- a/klagomål/A 61173-2025 FSC-klagomål.docx
+++ b/klagomål/A 61173-2025 FSC-klagomål.docx
@@ -1233,7 +1233,7 @@
     <w:r>
       <w:tab/>
       <w:tab/>
-      <w:t>2026-03-22</w:t>
+      <w:t>2026-03-23</w:t>
       <w:br/>
       <w:br/>
     </w:r>

--- a/klagomål/A 61173-2025 FSC-klagomål.docx
+++ b/klagomål/A 61173-2025 FSC-klagomål.docx
@@ -1233,7 +1233,7 @@
     <w:r>
       <w:tab/>
       <w:tab/>
-      <w:t>2026-03-23</w:t>
+      <w:t>2026-03-24</w:t>
       <w:br/>
       <w:br/>
     </w:r>

--- a/klagomål/A 61173-2025 FSC-klagomål.docx
+++ b/klagomål/A 61173-2025 FSC-klagomål.docx
@@ -1233,7 +1233,7 @@
     <w:r>
       <w:tab/>
       <w:tab/>
-      <w:t>2026-03-24</w:t>
+      <w:t>2026-03-25</w:t>
       <w:br/>
       <w:br/>
     </w:r>

--- a/klagomål/A 61173-2025 FSC-klagomål.docx
+++ b/klagomål/A 61173-2025 FSC-klagomål.docx
@@ -1233,7 +1233,7 @@
     <w:r>
       <w:tab/>
       <w:tab/>
-      <w:t>2026-03-25</w:t>
+      <w:t>2026-03-26</w:t>
       <w:br/>
       <w:br/>
     </w:r>

--- a/klagomål/A 61173-2025 FSC-klagomål.docx
+++ b/klagomål/A 61173-2025 FSC-klagomål.docx
@@ -1233,7 +1233,7 @@
     <w:r>
       <w:tab/>
       <w:tab/>
-      <w:t>2026-03-26</w:t>
+      <w:t>2026-03-27</w:t>
       <w:br/>
       <w:br/>
     </w:r>

--- a/klagomål/A 61173-2025 FSC-klagomål.docx
+++ b/klagomål/A 61173-2025 FSC-klagomål.docx
@@ -1233,7 +1233,7 @@
     <w:r>
       <w:tab/>
       <w:tab/>
-      <w:t>2026-03-27</w:t>
+      <w:t>2026-03-28</w:t>
       <w:br/>
       <w:br/>
     </w:r>

--- a/klagomål/A 61173-2025 FSC-klagomål.docx
+++ b/klagomål/A 61173-2025 FSC-klagomål.docx
@@ -1233,7 +1233,7 @@
     <w:r>
       <w:tab/>
       <w:tab/>
-      <w:t>2026-03-28</w:t>
+      <w:t>2026-03-29</w:t>
       <w:br/>
       <w:br/>
     </w:r>

--- a/klagomål/A 61173-2025 FSC-klagomål.docx
+++ b/klagomål/A 61173-2025 FSC-klagomål.docx
@@ -1233,7 +1233,7 @@
     <w:r>
       <w:tab/>
       <w:tab/>
-      <w:t>2026-03-29</w:t>
+      <w:t>2026-03-30</w:t>
       <w:br/>
       <w:br/>
     </w:r>

--- a/klagomål/A 61173-2025 FSC-klagomål.docx
+++ b/klagomål/A 61173-2025 FSC-klagomål.docx
@@ -1233,7 +1233,7 @@
     <w:r>
       <w:tab/>
       <w:tab/>
-      <w:t>2026-03-30</w:t>
+      <w:t>2026-03-31</w:t>
       <w:br/>
       <w:br/>
     </w:r>

--- a/klagomål/A 61173-2025 FSC-klagomål.docx
+++ b/klagomål/A 61173-2025 FSC-klagomål.docx
@@ -1233,7 +1233,7 @@
     <w:r>
       <w:tab/>
       <w:tab/>
-      <w:t>2026-03-31</w:t>
+      <w:t>2026-04-01</w:t>
       <w:br/>
       <w:br/>
     </w:r>

--- a/klagomål/A 61173-2025 FSC-klagomål.docx
+++ b/klagomål/A 61173-2025 FSC-klagomål.docx
@@ -1233,7 +1233,7 @@
     <w:r>
       <w:tab/>
       <w:tab/>
-      <w:t>2026-04-01</w:t>
+      <w:t>2026-04-02</w:t>
       <w:br/>
       <w:br/>
     </w:r>

--- a/klagomål/A 61173-2025 FSC-klagomål.docx
+++ b/klagomål/A 61173-2025 FSC-klagomål.docx
@@ -1233,7 +1233,7 @@
     <w:r>
       <w:tab/>
       <w:tab/>
-      <w:t>2026-04-02</w:t>
+      <w:t>2026-04-03</w:t>
       <w:br/>
       <w:br/>
     </w:r>

--- a/klagomål/A 61173-2025 FSC-klagomål.docx
+++ b/klagomål/A 61173-2025 FSC-klagomål.docx
@@ -1233,7 +1233,7 @@
     <w:r>
       <w:tab/>
       <w:tab/>
-      <w:t>2026-04-03</w:t>
+      <w:t>2026-04-04</w:t>
       <w:br/>
       <w:br/>
     </w:r>

--- a/klagomål/A 61173-2025 FSC-klagomål.docx
+++ b/klagomål/A 61173-2025 FSC-klagomål.docx
@@ -1233,7 +1233,7 @@
     <w:r>
       <w:tab/>
       <w:tab/>
-      <w:t>2026-04-04</w:t>
+      <w:t>2026-04-05</w:t>
       <w:br/>
       <w:br/>
     </w:r>

--- a/klagomål/A 61173-2025 FSC-klagomål.docx
+++ b/klagomål/A 61173-2025 FSC-klagomål.docx
@@ -1233,7 +1233,7 @@
     <w:r>
       <w:tab/>
       <w:tab/>
-      <w:t>2026-04-05</w:t>
+      <w:t>2026-04-06</w:t>
       <w:br/>
       <w:br/>
     </w:r>

--- a/klagomål/A 61173-2025 FSC-klagomål.docx
+++ b/klagomål/A 61173-2025 FSC-klagomål.docx
@@ -262,10 +262,10 @@
         <w:rPr>
           <w:b/>
         </w:rPr>
-        <w:t>Garnlav (NT)</w:t>
-      </w:r>
-      <w:r>
-        <w:t xml:space="preserve"> är en utpräglad barrskogsart som ibland kan drapera träden i norrländska grannaturskogar med hög luftfuktighet. Den förekommer även i talldominerade bestånd där den, förutom i trädens grenverk, påträffas hängande över ojämnheter i tallbarken. Arten har minskat starkt i södra och mellersta Sverige och den minskar även i sitt nordliga utbredningsområde. Orsaken till tillbakagången beror främst på slutavverkningar av naturskogsartade skogar. Bestånd med riklig förekomst bör regelmässigt sparas. Garnlav är värdväxt för den mycket sällsynta och akut hotade fjärilen barrskogslavfly (CR) som hör hemma i boreala barrskogar med riklig förekomst av värdväxten. Tidigare kunde arten konstateras årligen på flera platser vid Dala-Floda i Dalarna innan lokalerna kalavverkades. Senaste fyndet i landet av barrskogslavfly är från år 2000 då den påträffades vid Högberget i Sollefteå kommun. Garnlav är typisk art för </w:t>
+        <w:t>Garnlav (VU)</w:t>
+      </w:r>
+      <w:r>
+        <w:t xml:space="preserve"> är en utpräglad barrskogsart som ibland kan drapera träden i norrländska grannaturskogar med hög luftfuktighet. Den förekommer även i talldominerade bestånd där den, förutom i trädens grenverk, påträffas hängande över ojämnheter i tallbarken. Arten har minskat starkt i södra och mellersta Sverige och den minskar även i sitt nordliga utbredningsområde. Minskningstakten uppgår till 30 (20–50) % inom 50 år och överstiger gränsvärdet för Sårbar (VU). Orsaken till tillbakagången beror främst på slutavverkningar av naturskogsartade skogar. Bestånd med riklig förekomst bör regelmässigt sparas, vilket även gynnar flera andra sällsynta och rödlistade arter. Garnlav är värdväxt för den mycket sällsynta och akut hotade fjärilen barrskogslavfly (CR) som hör hemma i boreala barrskogar med riklig förekomst av värdväxten. Tidigare kunde arten konstateras årligen på flera platser vid Dala-Floda i Dalarna innan lokalerna kalavverkades. Senaste fyndet i landet av barrskogslavfly är från år 2000 då den påträffades vid Högberget i Sollefteå kommun. Garnlav är typisk art för </w:t>
       </w:r>
       <w:r>
         <w:rPr>
@@ -283,7 +283,7 @@
         <w:t xml:space="preserve"> 9070 Trädklädd betesmark</w:t>
       </w:r>
       <w:r>
-        <w:t xml:space="preserve"> (SLU Artdatabanken, 2024).</w:t>
+        <w:t xml:space="preserve"> (SLU Artdatabanken, 2026).</w:t>
       </w:r>
     </w:p>
     <w:p>
@@ -314,25 +314,34 @@
         <w:t>Lunglav (NT)</w:t>
       </w:r>
       <w:r>
-        <w:t xml:space="preserve"> är en av vårt lands främsta signalarter som överallt indikerar gamla lövträd, skogsbestånd med höga naturvärden och ekosystem med långskoglig kontinuitet. Lokalt kan förekomsten vara mycket riklig men den hittas nästan enbart i gamla och ej slutavverkade skogar. Artens samtliga förekomster bör uppmärksammas från naturvårdssynpunkt, då många lokaler även hyser andra ovanliga och rödlistade arter. Rikliga förekomster bör skyddas med biotopskydd, frivilliga avsättningar eller reservat. Det finns ett antal sällsynta lavparasiter som växer på lunglav: lunglavsknapp (VU), skrovelmössing (DD), lunglavshårprick (DD), </w:t>
+        <w:t xml:space="preserve"> är en av vårt lands främsta signalarter som överallt indikerar gamla lövträd, skogsbestånd med höga naturvärden och ekosystem med långskoglig kontinuitet. Lokalt kan förekomsten vara mycket riklig men den hittas nästan enbart i gamla och ej slutavverkade skogar. Artens samtliga förekomster bör uppmärksammas från naturvårdssynpunkt, då många lokaler även hyser andra ovanliga och rödlistade arter. Rikliga förekomster bör skyddas med biotopskydd, frivilliga avsättningar eller reservat. På lunglav kan de sällsynta lavparasiterna lunglavshårprick (CR), </w:t>
       </w:r>
       <w:r>
         <w:rPr>
           <w:i/>
         </w:rPr>
-        <w:t>Calycina alstrupii</w:t>
-      </w:r>
-      <w:r>
-        <w:t xml:space="preserve"> (NA) och </w:t>
+        <w:t>Abrothallus diederichii</w:t>
+      </w:r>
+      <w:r>
+        <w:t xml:space="preserve"> (VU), </w:t>
       </w:r>
       <w:r>
         <w:rPr>
           <w:i/>
         </w:rPr>
-        <w:t>Chalara lobariae</w:t>
-      </w:r>
-      <w:r>
-        <w:t xml:space="preserve"> (NA). Lunglav är typisk art för </w:t>
+        <w:t>Abrothallus lobariae</w:t>
+      </w:r>
+      <w:r>
+        <w:t xml:space="preserve"> (VU), </w:t>
+      </w:r>
+      <w:r>
+        <w:rPr>
+          <w:i/>
+        </w:rPr>
+        <w:t>Calycina lobariae</w:t>
+      </w:r>
+      <w:r>
+        <w:t xml:space="preserve"> (VU), lunglavsknapp (VU) och skrovelmössing (VU) påträffas. Lunglav är typisk art för </w:t>
       </w:r>
       <w:r>
         <w:rPr>
@@ -350,7 +359,7 @@
         <w:t xml:space="preserve"> 6530 Lövängar</w:t>
       </w:r>
       <w:r>
-        <w:t xml:space="preserve"> (SLU Artdatabanken, 2025; SLU Artdatabanken, 2024; Nitare &amp; Skogsstyrelsen, 2019).</w:t>
+        <w:t xml:space="preserve"> (SLU Artdatabanken, 2026; Nitare &amp; Skogsstyrelsen, 2019).</w:t>
       </w:r>
     </w:p>
     <w:p>
@@ -783,7 +792,39 @@
     </w:p>
     <w:p>
       <w:r>
-        <w:t xml:space="preserve">Lunglav (NT) är en av vårt lands främsta signalarter som överallt indikerar gamla lövträd, skogsbestånd med höga naturvärden och ekosystem med lång skoglig kontinuitet. Lokalt kan förekomsten vara mycket riklig men den hittas nästan enbart i gamla och ej slutavverkade skogar. Artens samtliga förekomster bör uppmärksammas från naturvårdssynpunkt, då många lokaler även hyser andra ovanliga och rödlistade arter. Rikliga förekomster bör skyddas med biotopskydd, frivilliga avsättningar eller reservat. Lunglav är typisk art för </w:t>
+        <w:t xml:space="preserve">Lunglav (NT) är en av vårt lands främsta signalarter som överallt indikerar gamla lövträd, skogsbestånd med höga naturvärden och ekosystem med lång skoglig kontinuitet. Lokalt kan förekomsten vara mycket riklig men den hittas nästan enbart i gamla och ej slutavverkade skogar. Artens samtliga förekomster bör uppmärksammas från naturvårdssynpunkt, då många lokaler även hyser andra ovanliga och rödlistade arter, däribland de sällsynta lavparasiterna lunglavshårprick (CR), </w:t>
+      </w:r>
+      <w:r>
+        <w:rPr>
+          <w:i/>
+        </w:rPr>
+        <w:t>Abrothallus diederichii</w:t>
+      </w:r>
+      <w:r>
+        <w:t xml:space="preserve"> (VU), </w:t>
+      </w:r>
+      <w:r>
+        <w:rPr>
+          <w:i/>
+        </w:rPr>
+        <w:t>Abrothallus lobariae</w:t>
+      </w:r>
+      <w:r>
+        <w:t xml:space="preserve"> (VU), </w:t>
+      </w:r>
+      <w:r>
+        <w:rPr>
+          <w:i/>
+        </w:rPr>
+        <w:t>Calycina lobariae</w:t>
+      </w:r>
+      <w:r>
+        <w:t xml:space="preserve"> (VU), lunglavsknapp (VU) och skrovelmössing (VU), som växer på lunglav. Rikliga förekomster med lunglav bör skyddas med biotopskydd, frivilliga avsättningar eller reservat (SLU Artdatabanken, 2026; Nitare &amp; Skogsstyrelsen, 2019).</w:t>
+      </w:r>
+    </w:p>
+    <w:p>
+      <w:r>
+        <w:t xml:space="preserve">Lunglav är typisk art för </w:t>
       </w:r>
       <w:r>
         <w:rPr>
@@ -801,57 +842,7 @@
         <w:t xml:space="preserve"> 6530 Lövängar</w:t>
       </w:r>
       <w:r>
-        <w:t xml:space="preserve"> (SLU Artdatabanken, 2024; Nitare &amp; Skogsstyrelsen, 2019).</w:t>
-      </w:r>
-    </w:p>
-    <w:p>
-      <w:r>
-        <w:t xml:space="preserve">På lunglav kan man sällsynt finna små svarta skivlika bildningar som liknar apothecier men som är en parasitisk svamp, Lunglavsknapp </w:t>
-      </w:r>
-      <w:r>
-        <w:rPr>
-          <w:i/>
-        </w:rPr>
-        <w:t>Plectocarpon lichenum</w:t>
-      </w:r>
-      <w:r>
-        <w:t xml:space="preserve"> (VU). Det finns ytterligare ett antal parasiter vilka bara förekommer på lunglav: Skrovelmössing </w:t>
-      </w:r>
-      <w:r>
-        <w:rPr>
-          <w:i/>
-        </w:rPr>
-        <w:t>Dactylospora lobariella</w:t>
-      </w:r>
-      <w:r>
-        <w:t xml:space="preserve"> (rödlistad som Kunskapsbrist DD) och Lunglavshårprick </w:t>
-      </w:r>
-      <w:r>
-        <w:rPr>
-          <w:i/>
-        </w:rPr>
-        <w:t>Niesslia lobariae</w:t>
-      </w:r>
-      <w:r>
-        <w:t xml:space="preserve"> (rödlistad som Kunskapsbrist DD). Skrovelmössing (DD) har små svarta apothecier och bruna, 1-septerade sporer och Lunglavshårprick (DD) har brunhåriga perithecier och färglösa, 1-septerade sporer. Nyligen har ytterligare två lavparasiter påträffats i Sverige som växer på lunglav: </w:t>
-      </w:r>
-      <w:r>
-        <w:rPr>
-          <w:i/>
-        </w:rPr>
-        <w:t>Calycina alstrupii</w:t>
-      </w:r>
-      <w:r>
-        <w:t xml:space="preserve"> (NA) och </w:t>
-      </w:r>
-      <w:r>
-        <w:rPr>
-          <w:i/>
-        </w:rPr>
-        <w:t>Chalara lobariae</w:t>
-      </w:r>
-      <w:r>
-        <w:t xml:space="preserve"> (NA) (SLU Artdatabanken, 2025; SLU Artdatabanken, 2024; Nitare &amp; Skogsstyrelsen, 2019).</w:t>
+        <w:t xml:space="preserve"> (SLU Artdatabanken, 2026).</w:t>
       </w:r>
     </w:p>
     <w:p>
@@ -878,7 +869,7 @@
     </w:p>
     <w:p>
       <w:r>
-        <w:t xml:space="preserve">SLU Artdatabanken, 2024. </w:t>
+        <w:t xml:space="preserve">SLU Artdatabanken, 2026. </w:t>
       </w:r>
       <w:r>
         <w:rPr>
@@ -888,20 +879,6 @@
       </w:r>
       <w:r>
         <w:t>SLU Artdatabanken, Uppsala.</w:t>
-      </w:r>
-    </w:p>
-    <w:p>
-      <w:r>
-        <w:t xml:space="preserve">SLU Artdatabanken, 2025. </w:t>
-      </w:r>
-      <w:r>
-        <w:rPr>
-          <w:i/>
-        </w:rPr>
-        <w:t xml:space="preserve">Över 20 nya lavparasiter för Sverige. </w:t>
-      </w:r>
-      <w:r>
-        <w:t>https://www.slu.se/artdatabanken/arter-och-natur/artiklar/over-20-nya-lavparasiter-for-sverige/</w:t>
       </w:r>
     </w:p>
     <w:p>
@@ -1233,7 +1210,7 @@
     <w:r>
       <w:tab/>
       <w:tab/>
-      <w:t>2026-04-06</w:t>
+      <w:t>2026-04-07</w:t>
       <w:br/>
       <w:br/>
     </w:r>

--- a/klagomål/A 61173-2025 FSC-klagomål.docx
+++ b/klagomål/A 61173-2025 FSC-klagomål.docx
@@ -1210,7 +1210,7 @@
     <w:r>
       <w:tab/>
       <w:tab/>
-      <w:t>2026-04-07</w:t>
+      <w:t>2026-04-08</w:t>
       <w:br/>
       <w:br/>
     </w:r>

--- a/klagomål/A 61173-2025 FSC-klagomål.docx
+++ b/klagomål/A 61173-2025 FSC-klagomål.docx
@@ -1210,7 +1210,7 @@
     <w:r>
       <w:tab/>
       <w:tab/>
-      <w:t>2026-04-08</w:t>
+      <w:t>2026-04-09</w:t>
       <w:br/>
       <w:br/>
     </w:r>

--- a/klagomål/A 61173-2025 FSC-klagomål.docx
+++ b/klagomål/A 61173-2025 FSC-klagomål.docx
@@ -1210,7 +1210,7 @@
     <w:r>
       <w:tab/>
       <w:tab/>
-      <w:t>2026-04-09</w:t>
+      <w:t>2026-04-10</w:t>
       <w:br/>
       <w:br/>
     </w:r>

--- a/klagomål/A 61173-2025 FSC-klagomål.docx
+++ b/klagomål/A 61173-2025 FSC-klagomål.docx
@@ -1210,7 +1210,7 @@
     <w:r>
       <w:tab/>
       <w:tab/>
-      <w:t>2026-04-10</w:t>
+      <w:t>2026-04-11</w:t>
       <w:br/>
       <w:br/>
     </w:r>

--- a/klagomål/A 61173-2025 FSC-klagomål.docx
+++ b/klagomål/A 61173-2025 FSC-klagomål.docx
@@ -1219,7 +1219,7 @@
     <w:r>
       <w:tab/>
       <w:tab/>
-      <w:t>2026-06-15</w:t>
+      <w:t>2026-06-16</w:t>
       <w:br/>
       <w:br/>
     </w:r>

--- a/klagomål/A 61173-2025 FSC-klagomål.docx
+++ b/klagomål/A 61173-2025 FSC-klagomål.docx
@@ -1219,7 +1219,7 @@
     <w:r>
       <w:tab/>
       <w:tab/>
-      <w:t>2026-06-16</w:t>
+      <w:t>2026-06-17</w:t>
       <w:br/>
       <w:br/>
     </w:r>

--- a/klagomål/A 61173-2025 FSC-klagomål.docx
+++ b/klagomål/A 61173-2025 FSC-klagomål.docx
@@ -1,6 +1,6 @@
 
 <file path=word/document.xml><?xml version="1.0" encoding="utf-8"?>
-<w:document xmlns:wpc="http://schemas.microsoft.com/office/word/2010/wordprocessingCanvas" xmlns:cx="http://schemas.microsoft.com/office/drawing/2014/chartex" xmlns:cx1="http://schemas.microsoft.com/office/drawing/2015/9/8/chartex" xmlns:cx2="http://schemas.microsoft.com/office/drawing/2015/10/21/chartex" xmlns:cx3="http://schemas.microsoft.com/office/drawing/2016/5/9/chartex" xmlns:cx4="http://schemas.microsoft.com/office/drawing/2016/5/10/chartex" xmlns:cx5="http://schemas.microsoft.com/office/drawing/2016/5/11/chartex" xmlns:cx6="http://schemas.microsoft.com/office/drawing/2016/5/12/chartex" xmlns:cx7="http://schemas.microsoft.com/office/drawing/2016/5/13/chartex" xmlns:cx8="http://schemas.microsoft.com/office/drawing/2016/5/14/chartex" xmlns:mc="http://schemas.openxmlformats.org/markup-compatibility/2006" xmlns:aink="http://schemas.microsoft.com/office/drawing/2016/ink" xmlns:am3d="http://schemas.microsoft.com/office/drawing/2017/model3d" xmlns:o="urn:schemas-microsoft-com:office:office" xmlns:oel="http://schemas.microsoft.com/office/2019/extlst" xmlns:r="http://schemas.openxmlformats.org/officeDocument/2006/relationships" xmlns:m="http://schemas.openxmlformats.org/officeDocument/2006/math" xmlns:v="urn:schemas-microsoft-com:vml" xmlns:wp14="http://schemas.microsoft.com/office/word/2010/wordprocessingDrawing" xmlns:wp="http://schemas.openxmlformats.org/drawingml/2006/wordprocessingDrawing" xmlns:w10="urn:schemas-microsoft-com:office:word" xmlns:w="http://schemas.openxmlformats.org/wordprocessingml/2006/main" xmlns:w14="http://schemas.microsoft.com/office/word/2010/wordml" xmlns:w15="http://schemas.microsoft.com/office/word/2012/wordml" xmlns:w16cex="http://schemas.microsoft.com/office/word/2018/wordml/cex" xmlns:w16cid="http://schemas.microsoft.com/office/word/2016/wordml/cid" xmlns:w16="http://schemas.microsoft.com/office/word/2018/wordml" xmlns:w16sdtdh="http://schemas.microsoft.com/office/word/2020/wordml/sdtdatahash" xmlns:w16se="http://schemas.microsoft.com/office/word/2015/wordml/symex" xmlns:wpg="http://schemas.microsoft.com/office/word/2010/wordprocessingGroup" xmlns:wpi="http://schemas.microsoft.com/office/word/2010/wordprocessingInk" xmlns:wne="http://schemas.microsoft.com/office/word/2006/wordml" xmlns:wps="http://schemas.microsoft.com/office/word/2010/wordprocessingShape" mc:Ignorable="w14 w15 w16se w16cid w16 w16cex w16sdtdh wp14">
+<w:document xmlns:wpc="http://schemas.microsoft.com/office/word/2010/wordprocessingCanvas" xmlns:cx="http://schemas.microsoft.com/office/drawing/2014/chartex" xmlns:cx1="http://schemas.microsoft.com/office/drawing/2015/9/8/chartex" xmlns:cx2="http://schemas.microsoft.com/office/drawing/2015/10/21/chartex" xmlns:cx3="http://schemas.microsoft.com/office/drawing/2016/5/9/chartex" xmlns:cx4="http://schemas.microsoft.com/office/drawing/2016/5/10/chartex" xmlns:cx5="http://schemas.microsoft.com/office/drawing/2016/5/11/chartex" xmlns:cx6="http://schemas.microsoft.com/office/drawing/2016/5/12/chartex" xmlns:cx7="http://schemas.microsoft.com/office/drawing/2016/5/13/chartex" xmlns:cx8="http://schemas.microsoft.com/office/drawing/2016/5/14/chartex" xmlns:mc="http://schemas.openxmlformats.org/markup-compatibility/2006" xmlns:aink="http://schemas.microsoft.com/office/drawing/2016/ink" xmlns:am3d="http://schemas.microsoft.com/office/drawing/2017/model3d" xmlns:o="urn:schemas-microsoft-com:office:office" xmlns:oel="http://schemas.microsoft.com/office/2019/extlst" xmlns:r="http://schemas.openxmlformats.org/officeDocument/2006/relationships" xmlns:m="http://schemas.openxmlformats.org/officeDocument/2006/math" xmlns:v="urn:schemas-microsoft-com:vml" xmlns:wp14="http://schemas.microsoft.com/office/word/2010/wordprocessingDrawing" xmlns:wp="http://schemas.openxmlformats.org/drawingml/2006/wordprocessingDrawing" xmlns:w10="urn:schemas-microsoft-com:office:word" xmlns:w="http://schemas.openxmlformats.org/wordprocessingml/2006/main" xmlns:w14="http://schemas.microsoft.com/office/word/2010/wordml" xmlns:w15="http://schemas.microsoft.com/office/word/2012/wordml" xmlns:w16cex="http://schemas.microsoft.com/office/word/2018/wordml/cex" xmlns:w16cid="http://schemas.microsoft.com/office/word/2016/wordml/cid" xmlns:w16="http://schemas.microsoft.com/office/word/2018/wordml" xmlns:w16du="http://schemas.microsoft.com/office/word/2023/wordml/word16du" xmlns:w16sdtdh="http://schemas.microsoft.com/office/word/2020/wordml/sdtdatahash" xmlns:w16sdtfl="http://schemas.microsoft.com/office/word/2024/wordml/sdtformatlock" xmlns:w16se="http://schemas.microsoft.com/office/word/2015/wordml/symex" xmlns:wpg="http://schemas.microsoft.com/office/word/2010/wordprocessingGroup" xmlns:wpi="http://schemas.microsoft.com/office/word/2010/wordprocessingInk" xmlns:wne="http://schemas.microsoft.com/office/word/2006/wordml" xmlns:wps="http://schemas.microsoft.com/office/word/2010/wordprocessingShape" mc:Ignorable="w14 w15 w16se w16cid w16 w16cex w16sdtdh w16sdtfl w16du wp14">
   <w:body>
     <w:p>
       <w:r>
@@ -168,7 +168,7 @@
     </w:p>
     <w:p>
       <w:r>
-        <w:t>Detta dokument behandlar höga naturvärden i avverkningsanmälan A 61173-2025 i Bräcke kommun. Denna avverkningsanmälan inkom 2025-12-09 00:00:00 och omfattar 16,5 ha.</w:t>
+        <w:t>Detta dokument behandlar höga naturvärden i avverkningsanmälan A 61173-2025 i Bräcke kommun som inkom 2025-12-09 och omfattar 16,5 ha.</w:t>
       </w:r>
     </w:p>
     <w:p>
@@ -191,12 +191,15 @@
     </w:p>
     <w:p>
       <w:r>
-        <w:t>I avverkningsanmälan har följande 8 naturvårdsarter hittats: doftticka (VU, §8), sprickporing (VU), blågrå svartspik (NT), garnlav (NT), kolflarnlav (NT), lunglav (NT), tretåig hackspett (NT, §4) och vedflamlav (NT). Av dessa är 8 rödlistade. För rödlistade arter har rödlistekategorin angivits inom parentes. För fridlysta arter anges även paragrafen i Artskyddsförordningen som arten är fridlyst enligt.</w:t>
+        <w:t>I avverkningsanmälan har följande 8 naturvårdsarter hittats: doftticka (VU, T, §8), garnlav (VU, T), sprickporing (VU), blågrå svartspik (NT), kolflarnlav (NT, T), lunglav (NT, T), tretåig hackspett (NT, T, §4) och vedflamlav (NT). Av dessa är 8 rödlistade. För rödlistade arter har rödlistekategorin angivits inom parentes. Typiska arter inom Natura 2000 som är kopplade till skogsekosystem har markerats med (T). För fridlysta arter anges även paragrafen i Artskyddsförordningen som arten är fridlyst enligt.</w:t>
       </w:r>
     </w:p>
     <w:p>
       <w:r>
-        <w:t>De påträffade naturvårdsarterna är ett tydligt kvitto på att detta rör sig om en skog med höga naturvärden. I Figur 1 visas en karta över det avverkningsanmälda området, där samtliga fyndplatser för naturvårdsarter som finns registrerade på Artportalen har markerats.</w:t>
+        <w:t>De påträffade naturvårdsarterna är ett tydligt kvitto på att det rör sig om en skog med höga naturvärden.</w:t>
+      </w:r>
+      <w:r>
+        <w:t xml:space="preserve"> I Figur 1 visas fyndplatser för naturvårdsarter i området, som finns registrerade på Artportalen.</w:t>
       </w:r>
     </w:p>
     <w:p>
@@ -206,7 +209,7 @@
       <w:r>
         <w:drawing>
           <wp:inline xmlns:a="http://schemas.openxmlformats.org/drawingml/2006/main" xmlns:pic="http://schemas.openxmlformats.org/drawingml/2006/picture">
-            <wp:extent cx="5486400" cy="6060030"/>
+            <wp:extent cx="5375257" cy="5688000"/>
             <wp:docPr id="1" name="Picture 1"/>
             <wp:cNvGraphicFramePr>
               <a:graphicFrameLocks noChangeAspect="1"/>
@@ -227,7 +230,7 @@
                   <pic:spPr>
                     <a:xfrm>
                       <a:off x="0" y="0"/>
-                      <a:ext cx="5486400" cy="6060030"/>
+                      <a:ext cx="5375257" cy="5688000"/>
                     </a:xfrm>
                     <a:prstGeom prst="rect"/>
                   </pic:spPr>
@@ -241,9 +244,108 @@
     <w:p>
       <w:pPr>
         <w:pStyle w:val="Caption"/>
+        <w:spacing w:after="240"/>
       </w:pPr>
       <w:r>
-        <w:t>Figur 1. Fyndplatser för naturvårdsarter i det avverkningsanmälda området (röd linje). Markörer utan svart kant är placerade på fyndplatsen. Markörer med svart kant är placerade vid sidan av fyndplatsen och har ett svart streck som visar fyndplatsens exakta position. Kartans mittpunktskoordinat är N 6957685, E 500649 i SWEREF 99 TM.</w:t>
+        <w:t>Figur 1. Fyndplatser för naturvårdsarter i avverkningsanmälan (röd linje). Markörer utan svart kant är placerade på fyndplatsen. Markörer med svart kant är placerade vid sidan av fyndplatsen och har ett svart streck som visar fyndplatsens exakta position. Kartans mittpunktskoordinat är N 6957685, E 500649 i SWEREF 99 TM.</w:t>
+      </w:r>
+    </w:p>
+    <w:p>
+      <w:pPr>
+        <w:pStyle w:val="Heading2"/>
+      </w:pPr>
+      <w:r>
+        <w:t>Fridlysta arter</w:t>
+      </w:r>
+    </w:p>
+    <w:p>
+      <w:r>
+        <w:t>Följande fridlysta arter har sina livsmiljöer och växtplatser i den avverkningsanmälda skogen: doftticka (VU, T, §8) och tretåig hackspett (NT, T, §4).</w:t>
+      </w:r>
+    </w:p>
+    <w:p>
+      <w:r>
+        <w:t xml:space="preserve">Observera att medlemsländerna är skyldiga att agera i enlighet med EU:s fågeldirektiv där det uttryckligen står att direktivet gäller för fåglar samt för deras ägg, bon och </w:t>
+      </w:r>
+      <w:r>
+        <w:rPr>
+          <w:b/>
+        </w:rPr>
+        <w:t xml:space="preserve">livsmiljöer </w:t>
+      </w:r>
+      <w:r>
+        <w:t>(artikel 1). Vidare att de åtgärder som vidtas inte får leda till en försämring av den nuvarande situationen beträffande bevarandet av de fågelarter som avses i artikel 1 (artikel 13). Fågeldirektivet är styrande för tillsynsansvariga myndigheters ärendehantering, ställningstaganden och beslutsfattande.</w:t>
+      </w:r>
+    </w:p>
+    <w:p>
+      <w:r>
+        <w:rPr>
+          <w:b/>
+        </w:rPr>
+        <w:t>Doftticka (VU, §8)</w:t>
+      </w:r>
+      <w:r>
+        <w:t xml:space="preserve"> är rödlistad som sårbar (VU) och fridlyst enligt 8§ artskyddsförordningen. Den är även globalt rödlistad som Nära hotad (NT) vilket innebär att Sverige har ett internationellt ansvar för arten. Doftticka är beroende av hög och jämn luftfuktighet i gamla, ostörda skogsmiljöer och är känslig för snabba förändringar av ljus-/vindförhållanden eller uttorkning. Dofttickan är placerad i toppen av Skogsstyrelsens värdepyramid för bedömning av skog med höga naturvärden och signalerar alltid gamla sälgar och skogsområden med höga naturvärden. Avverkning av värdträd (främst sälg) utgör det största hotet och när gamla och olikåldriga skogar med sälg avverkas försvinner oftast sälgen. Dofttickan har minskat med ca 30 % under de senaste 30 åren och är typisk art för </w:t>
+      </w:r>
+      <w:r>
+        <w:rPr>
+          <w:i/>
+        </w:rPr>
+        <w:t>9010 Taiga</w:t>
+      </w:r>
+      <w:r>
+        <w:t xml:space="preserve"> och</w:t>
+      </w:r>
+      <w:r>
+        <w:rPr>
+          <w:i/>
+        </w:rPr>
+        <w:t xml:space="preserve"> 9050 Näringsrik granskog </w:t>
+      </w:r>
+      <w:r>
+        <w:t>(IUCN Redlist, 2024; Nitare &amp; Skogsstyrelsen, 2019; SLU Artdatabanken, 2024).</w:t>
+      </w:r>
+    </w:p>
+    <w:p>
+      <w:r>
+        <w:rPr>
+          <w:b/>
+        </w:rPr>
+        <w:t>Tretåig hackspett (NT, §4)</w:t>
+      </w:r>
+      <w:r>
+        <w:t xml:space="preserve"> är rödlistad som nära hotad och ingår i bilaga 1 i EU:s fågeldirektiv. Tretåig hackspett är för sin överlevnad beroende av kontinuerlig tillförsel av äldre döende och död ved, som sker genom naturliga självgallringsprocesser i äldre grannaturskogar och barrblandade naturskogar. Om en skog genom skogsbruk gallras eller glesas ur så upphör och uteblir i stort sett den naturliga självgallringsprocessen för mycket lång tid framöver vilket omöjliggör upprätthållandet av den kontinuerliga ekologiska funktionen i ett område. Det finns studier som visar att naturskogens självgallringsprocess som den tretåiga hackspetten är beroende av, inte kan ersättas med efterlämnad hänsyn i skogsbruket (Imbeau &amp; Desrochers, 2002). Storleken på häckningsreviret varierar med skogstypen, förekomsten av död ved och graden av fragmentering, men är i allmänhet i storleksordningen 25–100 hektar. Vintertid krävs ofta betydligt större områden och det finns studier som antyder att arten behöver minst 100 hektar äldre skog. I områden med låg bonitet kan det behövas över 200 hektar lämpligt habitat för att ett par ska kunna reproducera sig. Områden med dokumenterad permanent förekomst i naturskogsmiljöer har vanligen så stora naturvärden att skogsbruk är olämpligt. Tretåig hackspett är typisk art för </w:t>
+      </w:r>
+      <w:r>
+        <w:rPr>
+          <w:i/>
+        </w:rPr>
+        <w:t xml:space="preserve">9010 Taiga, 9740 Skogsbevuxen myr, 9030 Landhöjningsskog </w:t>
+      </w:r>
+      <w:r>
+        <w:t xml:space="preserve">och </w:t>
+      </w:r>
+      <w:r>
+        <w:rPr>
+          <w:i/>
+        </w:rPr>
+        <w:t>9040 Fjällbjörkskog</w:t>
+      </w:r>
+      <w:r>
+        <w:t xml:space="preserve"> (Skogsstyrelsen, 2016; SLU Artdatabanken, 2024).</w:t>
+      </w:r>
+    </w:p>
+    <w:p>
+      <w:r>
+        <w:t>I BILAGA 1 finns mer detaljerad information om ekologi samt krav på livsmiljö hos fridlysta arter.</w:t>
+      </w:r>
+    </w:p>
+    <w:p>
+      <w:pPr>
+        <w:pStyle w:val="Heading2"/>
+      </w:pPr>
+      <w:r>
+        <w:t>Övriga naturvårdsarter</w:t>
       </w:r>
     </w:p>
     <w:p>
@@ -391,96 +493,6 @@
       </w:r>
       <w:r>
         <w:t xml:space="preserve"> (VU) påträffas (SLU Artdatabanken, 2026).</w:t>
-      </w:r>
-    </w:p>
-    <w:p>
-      <w:pPr>
-        <w:pStyle w:val="Heading1"/>
-      </w:pPr>
-      <w:r>
-        <w:t>Fridlysta arter</w:t>
-      </w:r>
-    </w:p>
-    <w:p>
-      <w:r>
-        <w:t>Följande fridlysta arter har sina livsmiljöer och växtplatser i den avverkningsanmälda skogen: doftticka (VU, §8) och tretåig hackspett (NT, §4).</w:t>
-      </w:r>
-    </w:p>
-    <w:p>
-      <w:r>
-        <w:t xml:space="preserve">Observera att medlemsländerna är skyldiga att agera i enlighet med EU:s fågeldirektiv där det uttryckligen står att direktivet gäller för fåglar samt för deras ägg, bon och </w:t>
-      </w:r>
-      <w:r>
-        <w:rPr>
-          <w:b/>
-        </w:rPr>
-        <w:t xml:space="preserve">livsmiljöer </w:t>
-      </w:r>
-      <w:r>
-        <w:t>(artikel 1). Vidare att de åtgärder som vidtas inte får leda till en försämring av den nuvarande situationen beträffande bevarandet av de fågelarter som avses i artikel 1 (artikel 13). Fågeldirektivet är styrande för tillsynsansvariga myndigheters ärendehantering, ställningstaganden och beslutsfattande.</w:t>
-      </w:r>
-    </w:p>
-    <w:p>
-      <w:r>
-        <w:rPr>
-          <w:b/>
-        </w:rPr>
-        <w:t>Doftticka (VU, §8)</w:t>
-      </w:r>
-      <w:r>
-        <w:t xml:space="preserve"> är rödlistad som sårbar (VU) och fridlyst enligt 8§ artskyddsförordningen. Den är även globalt rödlistad som Nära hotad (NT) vilket innebär att Sverige har ett internationellt ansvar för arten. Doftticka är beroende av hög och jämn luftfuktighet i gamla, ostörda skogsmiljöer och är känslig för snabba förändringar av ljus-/vindförhållanden eller uttorkning. Dofttickan är placerad i toppen av Skogsstyrelsens värdepyramid för bedömning av skog med höga naturvärden och signalerar alltid gamla sälgar och skogsområden med höga naturvärden. Avverkning av värdträd (främst sälg) utgör det största hotet och när gamla och olikåldriga skogar med sälg avverkas försvinner oftast sälgen. Dofttickan har minskat med ca 30 % under de senaste 30 åren och är typisk art för </w:t>
-      </w:r>
-      <w:r>
-        <w:rPr>
-          <w:i/>
-        </w:rPr>
-        <w:t>9010 Taiga</w:t>
-      </w:r>
-      <w:r>
-        <w:t xml:space="preserve"> och</w:t>
-      </w:r>
-      <w:r>
-        <w:rPr>
-          <w:i/>
-        </w:rPr>
-        <w:t xml:space="preserve"> 9050 Näringsrik granskog </w:t>
-      </w:r>
-      <w:r>
-        <w:t>(IUCN Redlist, 2024; Nitare &amp; Skogsstyrelsen, 2019; SLU Artdatabanken, 2024).</w:t>
-      </w:r>
-    </w:p>
-    <w:p>
-      <w:r>
-        <w:rPr>
-          <w:b/>
-        </w:rPr>
-        <w:t>Tretåig hackspett (NT, §4)</w:t>
-      </w:r>
-      <w:r>
-        <w:t xml:space="preserve"> är rödlistad som nära hotad och ingår i bilaga 1 i EU:s fågeldirektiv. Tretåig hackspett är för sin överlevnad beroende av kontinuerlig tillförsel av äldre döende och död ved, som sker genom naturliga självgallringsprocesser i äldre grannaturskogar och barrblandade naturskogar. Om en skog genom skogsbruk gallras eller glesas ur så upphör och uteblir i stort sett den naturliga självgallringsprocessen för mycket lång tid framöver vilket omöjliggör upprätthållandet av den kontinuerliga ekologiska funktionen i ett område. Det finns studier som visar att naturskogens självgallringsprocess som den tretåiga hackspetten är beroende av, inte kan ersättas med efterlämnad hänsyn i skogsbruket (Imbeau &amp; Desrochers, 2002). Storleken på häckningsreviret varierar med skogstypen, förekomsten av död ved och graden av fragmentering, men är i allmänhet i storleksordningen 25–100 hektar. Vintertid krävs ofta betydligt större områden och det finns studier som antyder att arten behöver minst 100 hektar äldre skog. I områden med låg bonitet kan det behövas över 200 hektar lämpligt habitat för att ett par ska kunna reproducera sig. Områden med dokumenterad permanent förekomst i naturskogsmiljöer har vanligen så stora naturvärden att skogsbruk är olämpligt. Tretåig hackspett är typisk art för </w:t>
-      </w:r>
-      <w:r>
-        <w:rPr>
-          <w:i/>
-        </w:rPr>
-        <w:t xml:space="preserve">9010 Taiga, 9740 Skogsbevuxen myr, 9030 Landhöjningsskog </w:t>
-      </w:r>
-      <w:r>
-        <w:t xml:space="preserve">och </w:t>
-      </w:r>
-      <w:r>
-        <w:rPr>
-          <w:i/>
-        </w:rPr>
-        <w:t>9040 Fjällbjörkskog</w:t>
-      </w:r>
-      <w:r>
-        <w:t xml:space="preserve"> (Skogsstyrelsen, 2016; SLU Artdatabanken, 2024).</w:t>
-      </w:r>
-    </w:p>
-    <w:p>
-      <w:r>
-        <w:t>I BILAGA 1 finns mer detaljerad information om ekologi samt krav på livsmiljö hos fridlysta arter.</w:t>
       </w:r>
     </w:p>
     <w:p>
@@ -1109,7 +1121,7 @@
 </file>
 
 <file path=word/endnotes.xml><?xml version="1.0" encoding="utf-8"?>
-<w:endnotes xmlns:wpc="http://schemas.microsoft.com/office/word/2010/wordprocessingCanvas" xmlns:cx="http://schemas.microsoft.com/office/drawing/2014/chartex" xmlns:cx1="http://schemas.microsoft.com/office/drawing/2015/9/8/chartex" xmlns:cx2="http://schemas.microsoft.com/office/drawing/2015/10/21/chartex" xmlns:cx3="http://schemas.microsoft.com/office/drawing/2016/5/9/chartex" xmlns:cx4="http://schemas.microsoft.com/office/drawing/2016/5/10/chartex" xmlns:cx5="http://schemas.microsoft.com/office/drawing/2016/5/11/chartex" xmlns:cx6="http://schemas.microsoft.com/office/drawing/2016/5/12/chartex" xmlns:cx7="http://schemas.microsoft.com/office/drawing/2016/5/13/chartex" xmlns:cx8="http://schemas.microsoft.com/office/drawing/2016/5/14/chartex" xmlns:mc="http://schemas.openxmlformats.org/markup-compatibility/2006" xmlns:aink="http://schemas.microsoft.com/office/drawing/2016/ink" xmlns:am3d="http://schemas.microsoft.com/office/drawing/2017/model3d" xmlns:o="urn:schemas-microsoft-com:office:office" xmlns:oel="http://schemas.microsoft.com/office/2019/extlst" xmlns:r="http://schemas.openxmlformats.org/officeDocument/2006/relationships" xmlns:m="http://schemas.openxmlformats.org/officeDocument/2006/math" xmlns:v="urn:schemas-microsoft-com:vml" xmlns:wp14="http://schemas.microsoft.com/office/word/2010/wordprocessingDrawing" xmlns:wp="http://schemas.openxmlformats.org/drawingml/2006/wordprocessingDrawing" xmlns:w10="urn:schemas-microsoft-com:office:word" xmlns:w="http://schemas.openxmlformats.org/wordprocessingml/2006/main" xmlns:w14="http://schemas.microsoft.com/office/word/2010/wordml" xmlns:w15="http://schemas.microsoft.com/office/word/2012/wordml" xmlns:w16cex="http://schemas.microsoft.com/office/word/2018/wordml/cex" xmlns:w16cid="http://schemas.microsoft.com/office/word/2016/wordml/cid" xmlns:w16="http://schemas.microsoft.com/office/word/2018/wordml" xmlns:w16sdtdh="http://schemas.microsoft.com/office/word/2020/wordml/sdtdatahash" xmlns:w16se="http://schemas.microsoft.com/office/word/2015/wordml/symex" xmlns:wpg="http://schemas.microsoft.com/office/word/2010/wordprocessingGroup" xmlns:wpi="http://schemas.microsoft.com/office/word/2010/wordprocessingInk" xmlns:wne="http://schemas.microsoft.com/office/word/2006/wordml" xmlns:wps="http://schemas.microsoft.com/office/word/2010/wordprocessingShape" mc:Ignorable="w14 w15 w16se w16cid w16 w16cex w16sdtdh wp14">
+<w:endnotes xmlns:wpc="http://schemas.microsoft.com/office/word/2010/wordprocessingCanvas" xmlns:cx="http://schemas.microsoft.com/office/drawing/2014/chartex" xmlns:cx1="http://schemas.microsoft.com/office/drawing/2015/9/8/chartex" xmlns:cx2="http://schemas.microsoft.com/office/drawing/2015/10/21/chartex" xmlns:cx3="http://schemas.microsoft.com/office/drawing/2016/5/9/chartex" xmlns:cx4="http://schemas.microsoft.com/office/drawing/2016/5/10/chartex" xmlns:cx5="http://schemas.microsoft.com/office/drawing/2016/5/11/chartex" xmlns:cx6="http://schemas.microsoft.com/office/drawing/2016/5/12/chartex" xmlns:cx7="http://schemas.microsoft.com/office/drawing/2016/5/13/chartex" xmlns:cx8="http://schemas.microsoft.com/office/drawing/2016/5/14/chartex" xmlns:mc="http://schemas.openxmlformats.org/markup-compatibility/2006" xmlns:aink="http://schemas.microsoft.com/office/drawing/2016/ink" xmlns:am3d="http://schemas.microsoft.com/office/drawing/2017/model3d" xmlns:o="urn:schemas-microsoft-com:office:office" xmlns:oel="http://schemas.microsoft.com/office/2019/extlst" xmlns:r="http://schemas.openxmlformats.org/officeDocument/2006/relationships" xmlns:m="http://schemas.openxmlformats.org/officeDocument/2006/math" xmlns:v="urn:schemas-microsoft-com:vml" xmlns:wp14="http://schemas.microsoft.com/office/word/2010/wordprocessingDrawing" xmlns:wp="http://schemas.openxmlformats.org/drawingml/2006/wordprocessingDrawing" xmlns:w10="urn:schemas-microsoft-com:office:word" xmlns:w="http://schemas.openxmlformats.org/wordprocessingml/2006/main" xmlns:w14="http://schemas.microsoft.com/office/word/2010/wordml" xmlns:w15="http://schemas.microsoft.com/office/word/2012/wordml" xmlns:w16cex="http://schemas.microsoft.com/office/word/2018/wordml/cex" xmlns:w16cid="http://schemas.microsoft.com/office/word/2016/wordml/cid" xmlns:w16="http://schemas.microsoft.com/office/word/2018/wordml" xmlns:w16du="http://schemas.microsoft.com/office/word/2023/wordml/word16du" xmlns:w16sdtdh="http://schemas.microsoft.com/office/word/2020/wordml/sdtdatahash" xmlns:w16sdtfl="http://schemas.microsoft.com/office/word/2024/wordml/sdtformatlock" xmlns:w16se="http://schemas.microsoft.com/office/word/2015/wordml/symex" xmlns:wpg="http://schemas.microsoft.com/office/word/2010/wordprocessingGroup" xmlns:wpi="http://schemas.microsoft.com/office/word/2010/wordprocessingInk" xmlns:wne="http://schemas.microsoft.com/office/word/2006/wordml" xmlns:wps="http://schemas.microsoft.com/office/word/2010/wordprocessingShape" mc:Ignorable="w14 w15 w16se w16cid w16 w16cex w16sdtdh w16sdtfl w16du wp14">
   <w:endnote w:type="separator" w:id="-1">
     <w:p>
       <w:pPr>
@@ -1134,7 +1146,7 @@
 </file>
 
 <file path=word/footer1.xml><?xml version="1.0" encoding="utf-8"?>
-<w:ftr xmlns:wpc="http://schemas.microsoft.com/office/word/2010/wordprocessingCanvas" xmlns:cx="http://schemas.microsoft.com/office/drawing/2014/chartex" xmlns:cx1="http://schemas.microsoft.com/office/drawing/2015/9/8/chartex" xmlns:cx2="http://schemas.microsoft.com/office/drawing/2015/10/21/chartex" xmlns:cx3="http://schemas.microsoft.com/office/drawing/2016/5/9/chartex" xmlns:cx4="http://schemas.microsoft.com/office/drawing/2016/5/10/chartex" xmlns:cx5="http://schemas.microsoft.com/office/drawing/2016/5/11/chartex" xmlns:cx6="http://schemas.microsoft.com/office/drawing/2016/5/12/chartex" xmlns:cx7="http://schemas.microsoft.com/office/drawing/2016/5/13/chartex" xmlns:cx8="http://schemas.microsoft.com/office/drawing/2016/5/14/chartex" xmlns:mc="http://schemas.openxmlformats.org/markup-compatibility/2006" xmlns:aink="http://schemas.microsoft.com/office/drawing/2016/ink" xmlns:am3d="http://schemas.microsoft.com/office/drawing/2017/model3d" xmlns:o="urn:schemas-microsoft-com:office:office" xmlns:oel="http://schemas.microsoft.com/office/2019/extlst" xmlns:r="http://schemas.openxmlformats.org/officeDocument/2006/relationships" xmlns:m="http://schemas.openxmlformats.org/officeDocument/2006/math" xmlns:v="urn:schemas-microsoft-com:vml" xmlns:wp14="http://schemas.microsoft.com/office/word/2010/wordprocessingDrawing" xmlns:wp="http://schemas.openxmlformats.org/drawingml/2006/wordprocessingDrawing" xmlns:w10="urn:schemas-microsoft-com:office:word" xmlns:w="http://schemas.openxmlformats.org/wordprocessingml/2006/main" xmlns:w14="http://schemas.microsoft.com/office/word/2010/wordml" xmlns:w15="http://schemas.microsoft.com/office/word/2012/wordml" xmlns:w16cex="http://schemas.microsoft.com/office/word/2018/wordml/cex" xmlns:w16cid="http://schemas.microsoft.com/office/word/2016/wordml/cid" xmlns:w16="http://schemas.microsoft.com/office/word/2018/wordml" xmlns:w16sdtdh="http://schemas.microsoft.com/office/word/2020/wordml/sdtdatahash" xmlns:w16se="http://schemas.microsoft.com/office/word/2015/wordml/symex" xmlns:wpg="http://schemas.microsoft.com/office/word/2010/wordprocessingGroup" xmlns:wpi="http://schemas.microsoft.com/office/word/2010/wordprocessingInk" xmlns:wne="http://schemas.microsoft.com/office/word/2006/wordml" xmlns:wps="http://schemas.microsoft.com/office/word/2010/wordprocessingShape" mc:Ignorable="w14 w15 w16se w16cid w16 w16cex w16sdtdh wp14">
+<w:ftr xmlns:wpc="http://schemas.microsoft.com/office/word/2010/wordprocessingCanvas" xmlns:cx="http://schemas.microsoft.com/office/drawing/2014/chartex" xmlns:cx1="http://schemas.microsoft.com/office/drawing/2015/9/8/chartex" xmlns:cx2="http://schemas.microsoft.com/office/drawing/2015/10/21/chartex" xmlns:cx3="http://schemas.microsoft.com/office/drawing/2016/5/9/chartex" xmlns:cx4="http://schemas.microsoft.com/office/drawing/2016/5/10/chartex" xmlns:cx5="http://schemas.microsoft.com/office/drawing/2016/5/11/chartex" xmlns:cx6="http://schemas.microsoft.com/office/drawing/2016/5/12/chartex" xmlns:cx7="http://schemas.microsoft.com/office/drawing/2016/5/13/chartex" xmlns:cx8="http://schemas.microsoft.com/office/drawing/2016/5/14/chartex" xmlns:mc="http://schemas.openxmlformats.org/markup-compatibility/2006" xmlns:aink="http://schemas.microsoft.com/office/drawing/2016/ink" xmlns:am3d="http://schemas.microsoft.com/office/drawing/2017/model3d" xmlns:o="urn:schemas-microsoft-com:office:office" xmlns:oel="http://schemas.microsoft.com/office/2019/extlst" xmlns:r="http://schemas.openxmlformats.org/officeDocument/2006/relationships" xmlns:m="http://schemas.openxmlformats.org/officeDocument/2006/math" xmlns:v="urn:schemas-microsoft-com:vml" xmlns:wp14="http://schemas.microsoft.com/office/word/2010/wordprocessingDrawing" xmlns:wp="http://schemas.openxmlformats.org/drawingml/2006/wordprocessingDrawing" xmlns:w10="urn:schemas-microsoft-com:office:word" xmlns:w="http://schemas.openxmlformats.org/wordprocessingml/2006/main" xmlns:w14="http://schemas.microsoft.com/office/word/2010/wordml" xmlns:w15="http://schemas.microsoft.com/office/word/2012/wordml" xmlns:w16cex="http://schemas.microsoft.com/office/word/2018/wordml/cex" xmlns:w16cid="http://schemas.microsoft.com/office/word/2016/wordml/cid" xmlns:w16="http://schemas.microsoft.com/office/word/2018/wordml" xmlns:w16du="http://schemas.microsoft.com/office/word/2023/wordml/word16du" xmlns:w16sdtdh="http://schemas.microsoft.com/office/word/2020/wordml/sdtdatahash" xmlns:w16sdtfl="http://schemas.microsoft.com/office/word/2024/wordml/sdtformatlock" xmlns:w16se="http://schemas.microsoft.com/office/word/2015/wordml/symex" xmlns:wpg="http://schemas.microsoft.com/office/word/2010/wordprocessingGroup" xmlns:wpi="http://schemas.microsoft.com/office/word/2010/wordprocessingInk" xmlns:wne="http://schemas.microsoft.com/office/word/2006/wordml" xmlns:wps="http://schemas.microsoft.com/office/word/2010/wordprocessingShape" mc:Ignorable="w14 w15 w16se w16cid w16 w16cex w16sdtdh w16sdtfl w16du wp14">
   <w:p>
     <w:pPr>
       <w:pStyle w:val="Footer"/>
@@ -1144,7 +1156,7 @@
 </file>
 
 <file path=word/footer2.xml><?xml version="1.0" encoding="utf-8"?>
-<w:ftr xmlns:wpc="http://schemas.microsoft.com/office/word/2010/wordprocessingCanvas" xmlns:cx="http://schemas.microsoft.com/office/drawing/2014/chartex" xmlns:cx1="http://schemas.microsoft.com/office/drawing/2015/9/8/chartex" xmlns:cx2="http://schemas.microsoft.com/office/drawing/2015/10/21/chartex" xmlns:cx3="http://schemas.microsoft.com/office/drawing/2016/5/9/chartex" xmlns:cx4="http://schemas.microsoft.com/office/drawing/2016/5/10/chartex" xmlns:cx5="http://schemas.microsoft.com/office/drawing/2016/5/11/chartex" xmlns:cx6="http://schemas.microsoft.com/office/drawing/2016/5/12/chartex" xmlns:cx7="http://schemas.microsoft.com/office/drawing/2016/5/13/chartex" xmlns:cx8="http://schemas.microsoft.com/office/drawing/2016/5/14/chartex" xmlns:mc="http://schemas.openxmlformats.org/markup-compatibility/2006" xmlns:aink="http://schemas.microsoft.com/office/drawing/2016/ink" xmlns:am3d="http://schemas.microsoft.com/office/drawing/2017/model3d" xmlns:o="urn:schemas-microsoft-com:office:office" xmlns:oel="http://schemas.microsoft.com/office/2019/extlst" xmlns:r="http://schemas.openxmlformats.org/officeDocument/2006/relationships" xmlns:m="http://schemas.openxmlformats.org/officeDocument/2006/math" xmlns:v="urn:schemas-microsoft-com:vml" xmlns:wp14="http://schemas.microsoft.com/office/word/2010/wordprocessingDrawing" xmlns:wp="http://schemas.openxmlformats.org/drawingml/2006/wordprocessingDrawing" xmlns:w10="urn:schemas-microsoft-com:office:word" xmlns:w="http://schemas.openxmlformats.org/wordprocessingml/2006/main" xmlns:w14="http://schemas.microsoft.com/office/word/2010/wordml" xmlns:w15="http://schemas.microsoft.com/office/word/2012/wordml" xmlns:w16cex="http://schemas.microsoft.com/office/word/2018/wordml/cex" xmlns:w16cid="http://schemas.microsoft.com/office/word/2016/wordml/cid" xmlns:w16="http://schemas.microsoft.com/office/word/2018/wordml" xmlns:w16sdtdh="http://schemas.microsoft.com/office/word/2020/wordml/sdtdatahash" xmlns:w16se="http://schemas.microsoft.com/office/word/2015/wordml/symex" xmlns:wpg="http://schemas.microsoft.com/office/word/2010/wordprocessingGroup" xmlns:wpi="http://schemas.microsoft.com/office/word/2010/wordprocessingInk" xmlns:wne="http://schemas.microsoft.com/office/word/2006/wordml" xmlns:wps="http://schemas.microsoft.com/office/word/2010/wordprocessingShape" mc:Ignorable="w14 w15 w16se w16cid w16 w16cex w16sdtdh wp14">
+<w:ftr xmlns:wpc="http://schemas.microsoft.com/office/word/2010/wordprocessingCanvas" xmlns:cx="http://schemas.microsoft.com/office/drawing/2014/chartex" xmlns:cx1="http://schemas.microsoft.com/office/drawing/2015/9/8/chartex" xmlns:cx2="http://schemas.microsoft.com/office/drawing/2015/10/21/chartex" xmlns:cx3="http://schemas.microsoft.com/office/drawing/2016/5/9/chartex" xmlns:cx4="http://schemas.microsoft.com/office/drawing/2016/5/10/chartex" xmlns:cx5="http://schemas.microsoft.com/office/drawing/2016/5/11/chartex" xmlns:cx6="http://schemas.microsoft.com/office/drawing/2016/5/12/chartex" xmlns:cx7="http://schemas.microsoft.com/office/drawing/2016/5/13/chartex" xmlns:cx8="http://schemas.microsoft.com/office/drawing/2016/5/14/chartex" xmlns:mc="http://schemas.openxmlformats.org/markup-compatibility/2006" xmlns:aink="http://schemas.microsoft.com/office/drawing/2016/ink" xmlns:am3d="http://schemas.microsoft.com/office/drawing/2017/model3d" xmlns:o="urn:schemas-microsoft-com:office:office" xmlns:oel="http://schemas.microsoft.com/office/2019/extlst" xmlns:r="http://schemas.openxmlformats.org/officeDocument/2006/relationships" xmlns:m="http://schemas.openxmlformats.org/officeDocument/2006/math" xmlns:v="urn:schemas-microsoft-com:vml" xmlns:wp14="http://schemas.microsoft.com/office/word/2010/wordprocessingDrawing" xmlns:wp="http://schemas.openxmlformats.org/drawingml/2006/wordprocessingDrawing" xmlns:w10="urn:schemas-microsoft-com:office:word" xmlns:w="http://schemas.openxmlformats.org/wordprocessingml/2006/main" xmlns:w14="http://schemas.microsoft.com/office/word/2010/wordml" xmlns:w15="http://schemas.microsoft.com/office/word/2012/wordml" xmlns:w16cex="http://schemas.microsoft.com/office/word/2018/wordml/cex" xmlns:w16cid="http://schemas.microsoft.com/office/word/2016/wordml/cid" xmlns:w16="http://schemas.microsoft.com/office/word/2018/wordml" xmlns:w16du="http://schemas.microsoft.com/office/word/2023/wordml/word16du" xmlns:w16sdtdh="http://schemas.microsoft.com/office/word/2020/wordml/sdtdatahash" xmlns:w16sdtfl="http://schemas.microsoft.com/office/word/2024/wordml/sdtformatlock" xmlns:w16se="http://schemas.microsoft.com/office/word/2015/wordml/symex" xmlns:wpg="http://schemas.microsoft.com/office/word/2010/wordprocessingGroup" xmlns:wpi="http://schemas.microsoft.com/office/word/2010/wordprocessingInk" xmlns:wne="http://schemas.microsoft.com/office/word/2006/wordml" xmlns:wps="http://schemas.microsoft.com/office/word/2010/wordprocessingShape" mc:Ignorable="w14 w15 w16se w16cid w16 w16cex w16sdtdh w16sdtfl w16du wp14">
   <w:p>
     <w:pPr>
       <w:pStyle w:val="Footer"/>
@@ -1154,7 +1166,7 @@
 </file>
 
 <file path=word/footer3.xml><?xml version="1.0" encoding="utf-8"?>
-<w:ftr xmlns:wpc="http://schemas.microsoft.com/office/word/2010/wordprocessingCanvas" xmlns:cx="http://schemas.microsoft.com/office/drawing/2014/chartex" xmlns:cx1="http://schemas.microsoft.com/office/drawing/2015/9/8/chartex" xmlns:cx2="http://schemas.microsoft.com/office/drawing/2015/10/21/chartex" xmlns:cx3="http://schemas.microsoft.com/office/drawing/2016/5/9/chartex" xmlns:cx4="http://schemas.microsoft.com/office/drawing/2016/5/10/chartex" xmlns:cx5="http://schemas.microsoft.com/office/drawing/2016/5/11/chartex" xmlns:cx6="http://schemas.microsoft.com/office/drawing/2016/5/12/chartex" xmlns:cx7="http://schemas.microsoft.com/office/drawing/2016/5/13/chartex" xmlns:cx8="http://schemas.microsoft.com/office/drawing/2016/5/14/chartex" xmlns:mc="http://schemas.openxmlformats.org/markup-compatibility/2006" xmlns:aink="http://schemas.microsoft.com/office/drawing/2016/ink" xmlns:am3d="http://schemas.microsoft.com/office/drawing/2017/model3d" xmlns:o="urn:schemas-microsoft-com:office:office" xmlns:oel="http://schemas.microsoft.com/office/2019/extlst" xmlns:r="http://schemas.openxmlformats.org/officeDocument/2006/relationships" xmlns:m="http://schemas.openxmlformats.org/officeDocument/2006/math" xmlns:v="urn:schemas-microsoft-com:vml" xmlns:wp14="http://schemas.microsoft.com/office/word/2010/wordprocessingDrawing" xmlns:wp="http://schemas.openxmlformats.org/drawingml/2006/wordprocessingDrawing" xmlns:w10="urn:schemas-microsoft-com:office:word" xmlns:w="http://schemas.openxmlformats.org/wordprocessingml/2006/main" xmlns:w14="http://schemas.microsoft.com/office/word/2010/wordml" xmlns:w15="http://schemas.microsoft.com/office/word/2012/wordml" xmlns:w16cex="http://schemas.microsoft.com/office/word/2018/wordml/cex" xmlns:w16cid="http://schemas.microsoft.com/office/word/2016/wordml/cid" xmlns:w16="http://schemas.microsoft.com/office/word/2018/wordml" xmlns:w16sdtdh="http://schemas.microsoft.com/office/word/2020/wordml/sdtdatahash" xmlns:w16se="http://schemas.microsoft.com/office/word/2015/wordml/symex" xmlns:wpg="http://schemas.microsoft.com/office/word/2010/wordprocessingGroup" xmlns:wpi="http://schemas.microsoft.com/office/word/2010/wordprocessingInk" xmlns:wne="http://schemas.microsoft.com/office/word/2006/wordml" xmlns:wps="http://schemas.microsoft.com/office/word/2010/wordprocessingShape" mc:Ignorable="w14 w15 w16se w16cid w16 w16cex w16sdtdh wp14">
+<w:ftr xmlns:wpc="http://schemas.microsoft.com/office/word/2010/wordprocessingCanvas" xmlns:cx="http://schemas.microsoft.com/office/drawing/2014/chartex" xmlns:cx1="http://schemas.microsoft.com/office/drawing/2015/9/8/chartex" xmlns:cx2="http://schemas.microsoft.com/office/drawing/2015/10/21/chartex" xmlns:cx3="http://schemas.microsoft.com/office/drawing/2016/5/9/chartex" xmlns:cx4="http://schemas.microsoft.com/office/drawing/2016/5/10/chartex" xmlns:cx5="http://schemas.microsoft.com/office/drawing/2016/5/11/chartex" xmlns:cx6="http://schemas.microsoft.com/office/drawing/2016/5/12/chartex" xmlns:cx7="http://schemas.microsoft.com/office/drawing/2016/5/13/chartex" xmlns:cx8="http://schemas.microsoft.com/office/drawing/2016/5/14/chartex" xmlns:mc="http://schemas.openxmlformats.org/markup-compatibility/2006" xmlns:aink="http://schemas.microsoft.com/office/drawing/2016/ink" xmlns:am3d="http://schemas.microsoft.com/office/drawing/2017/model3d" xmlns:o="urn:schemas-microsoft-com:office:office" xmlns:oel="http://schemas.microsoft.com/office/2019/extlst" xmlns:r="http://schemas.openxmlformats.org/officeDocument/2006/relationships" xmlns:m="http://schemas.openxmlformats.org/officeDocument/2006/math" xmlns:v="urn:schemas-microsoft-com:vml" xmlns:wp14="http://schemas.microsoft.com/office/word/2010/wordprocessingDrawing" xmlns:wp="http://schemas.openxmlformats.org/drawingml/2006/wordprocessingDrawing" xmlns:w10="urn:schemas-microsoft-com:office:word" xmlns:w="http://schemas.openxmlformats.org/wordprocessingml/2006/main" xmlns:w14="http://schemas.microsoft.com/office/word/2010/wordml" xmlns:w15="http://schemas.microsoft.com/office/word/2012/wordml" xmlns:w16cex="http://schemas.microsoft.com/office/word/2018/wordml/cex" xmlns:w16cid="http://schemas.microsoft.com/office/word/2016/wordml/cid" xmlns:w16="http://schemas.microsoft.com/office/word/2018/wordml" xmlns:w16du="http://schemas.microsoft.com/office/word/2023/wordml/word16du" xmlns:w16sdtdh="http://schemas.microsoft.com/office/word/2020/wordml/sdtdatahash" xmlns:w16sdtfl="http://schemas.microsoft.com/office/word/2024/wordml/sdtformatlock" xmlns:w16se="http://schemas.microsoft.com/office/word/2015/wordml/symex" xmlns:wpg="http://schemas.microsoft.com/office/word/2010/wordprocessingGroup" xmlns:wpi="http://schemas.microsoft.com/office/word/2010/wordprocessingInk" xmlns:wne="http://schemas.microsoft.com/office/word/2006/wordml" xmlns:wps="http://schemas.microsoft.com/office/word/2010/wordprocessingShape" mc:Ignorable="w14 w15 w16se w16cid w16 w16cex w16sdtdh w16sdtfl w16du wp14">
   <w:p>
     <w:pPr>
       <w:pStyle w:val="Footer"/>
@@ -1164,7 +1176,7 @@
 </file>
 
 <file path=word/footnotes.xml><?xml version="1.0" encoding="utf-8"?>
-<w:footnotes xmlns:wpc="http://schemas.microsoft.com/office/word/2010/wordprocessingCanvas" xmlns:cx="http://schemas.microsoft.com/office/drawing/2014/chartex" xmlns:cx1="http://schemas.microsoft.com/office/drawing/2015/9/8/chartex" xmlns:cx2="http://schemas.microsoft.com/office/drawing/2015/10/21/chartex" xmlns:cx3="http://schemas.microsoft.com/office/drawing/2016/5/9/chartex" xmlns:cx4="http://schemas.microsoft.com/office/drawing/2016/5/10/chartex" xmlns:cx5="http://schemas.microsoft.com/office/drawing/2016/5/11/chartex" xmlns:cx6="http://schemas.microsoft.com/office/drawing/2016/5/12/chartex" xmlns:cx7="http://schemas.microsoft.com/office/drawing/2016/5/13/chartex" xmlns:cx8="http://schemas.microsoft.com/office/drawing/2016/5/14/chartex" xmlns:mc="http://schemas.openxmlformats.org/markup-compatibility/2006" xmlns:aink="http://schemas.microsoft.com/office/drawing/2016/ink" xmlns:am3d="http://schemas.microsoft.com/office/drawing/2017/model3d" xmlns:o="urn:schemas-microsoft-com:office:office" xmlns:oel="http://schemas.microsoft.com/office/2019/extlst" xmlns:r="http://schemas.openxmlformats.org/officeDocument/2006/relationships" xmlns:m="http://schemas.openxmlformats.org/officeDocument/2006/math" xmlns:v="urn:schemas-microsoft-com:vml" xmlns:wp14="http://schemas.microsoft.com/office/word/2010/wordprocessingDrawing" xmlns:wp="http://schemas.openxmlformats.org/drawingml/2006/wordprocessingDrawing" xmlns:w10="urn:schemas-microsoft-com:office:word" xmlns:w="http://schemas.openxmlformats.org/wordprocessingml/2006/main" xmlns:w14="http://schemas.microsoft.com/office/word/2010/wordml" xmlns:w15="http://schemas.microsoft.com/office/word/2012/wordml" xmlns:w16cex="http://schemas.microsoft.com/office/word/2018/wordml/cex" xmlns:w16cid="http://schemas.microsoft.com/office/word/2016/wordml/cid" xmlns:w16="http://schemas.microsoft.com/office/word/2018/wordml" xmlns:w16sdtdh="http://schemas.microsoft.com/office/word/2020/wordml/sdtdatahash" xmlns:w16se="http://schemas.microsoft.com/office/word/2015/wordml/symex" xmlns:wpg="http://schemas.microsoft.com/office/word/2010/wordprocessingGroup" xmlns:wpi="http://schemas.microsoft.com/office/word/2010/wordprocessingInk" xmlns:wne="http://schemas.microsoft.com/office/word/2006/wordml" xmlns:wps="http://schemas.microsoft.com/office/word/2010/wordprocessingShape" mc:Ignorable="w14 w15 w16se w16cid w16 w16cex w16sdtdh wp14">
+<w:footnotes xmlns:wpc="http://schemas.microsoft.com/office/word/2010/wordprocessingCanvas" xmlns:cx="http://schemas.microsoft.com/office/drawing/2014/chartex" xmlns:cx1="http://schemas.microsoft.com/office/drawing/2015/9/8/chartex" xmlns:cx2="http://schemas.microsoft.com/office/drawing/2015/10/21/chartex" xmlns:cx3="http://schemas.microsoft.com/office/drawing/2016/5/9/chartex" xmlns:cx4="http://schemas.microsoft.com/office/drawing/2016/5/10/chartex" xmlns:cx5="http://schemas.microsoft.com/office/drawing/2016/5/11/chartex" xmlns:cx6="http://schemas.microsoft.com/office/drawing/2016/5/12/chartex" xmlns:cx7="http://schemas.microsoft.com/office/drawing/2016/5/13/chartex" xmlns:cx8="http://schemas.microsoft.com/office/drawing/2016/5/14/chartex" xmlns:mc="http://schemas.openxmlformats.org/markup-compatibility/2006" xmlns:aink="http://schemas.microsoft.com/office/drawing/2016/ink" xmlns:am3d="http://schemas.microsoft.com/office/drawing/2017/model3d" xmlns:o="urn:schemas-microsoft-com:office:office" xmlns:oel="http://schemas.microsoft.com/office/2019/extlst" xmlns:r="http://schemas.openxmlformats.org/officeDocument/2006/relationships" xmlns:m="http://schemas.openxmlformats.org/officeDocument/2006/math" xmlns:v="urn:schemas-microsoft-com:vml" xmlns:wp14="http://schemas.microsoft.com/office/word/2010/wordprocessingDrawing" xmlns:wp="http://schemas.openxmlformats.org/drawingml/2006/wordprocessingDrawing" xmlns:w10="urn:schemas-microsoft-com:office:word" xmlns:w="http://schemas.openxmlformats.org/wordprocessingml/2006/main" xmlns:w14="http://schemas.microsoft.com/office/word/2010/wordml" xmlns:w15="http://schemas.microsoft.com/office/word/2012/wordml" xmlns:w16cex="http://schemas.microsoft.com/office/word/2018/wordml/cex" xmlns:w16cid="http://schemas.microsoft.com/office/word/2016/wordml/cid" xmlns:w16="http://schemas.microsoft.com/office/word/2018/wordml" xmlns:w16du="http://schemas.microsoft.com/office/word/2023/wordml/word16du" xmlns:w16sdtdh="http://schemas.microsoft.com/office/word/2020/wordml/sdtdatahash" xmlns:w16sdtfl="http://schemas.microsoft.com/office/word/2024/wordml/sdtformatlock" xmlns:w16se="http://schemas.microsoft.com/office/word/2015/wordml/symex" xmlns:wpg="http://schemas.microsoft.com/office/word/2010/wordprocessingGroup" xmlns:wpi="http://schemas.microsoft.com/office/word/2010/wordprocessingInk" xmlns:wne="http://schemas.microsoft.com/office/word/2006/wordml" xmlns:wps="http://schemas.microsoft.com/office/word/2010/wordprocessingShape" mc:Ignorable="w14 w15 w16se w16cid w16 w16cex w16sdtdh w16sdtfl w16du wp14">
   <w:footnote w:type="separator" w:id="-1">
     <w:p>
       <w:pPr>
@@ -1189,7 +1201,7 @@
 </file>
 
 <file path=word/header1.xml><?xml version="1.0" encoding="utf-8"?>
-<w:hdr xmlns:wpc="http://schemas.microsoft.com/office/word/2010/wordprocessingCanvas" xmlns:cx="http://schemas.microsoft.com/office/drawing/2014/chartex" xmlns:cx1="http://schemas.microsoft.com/office/drawing/2015/9/8/chartex" xmlns:cx2="http://schemas.microsoft.com/office/drawing/2015/10/21/chartex" xmlns:cx3="http://schemas.microsoft.com/office/drawing/2016/5/9/chartex" xmlns:cx4="http://schemas.microsoft.com/office/drawing/2016/5/10/chartex" xmlns:cx5="http://schemas.microsoft.com/office/drawing/2016/5/11/chartex" xmlns:cx6="http://schemas.microsoft.com/office/drawing/2016/5/12/chartex" xmlns:cx7="http://schemas.microsoft.com/office/drawing/2016/5/13/chartex" xmlns:cx8="http://schemas.microsoft.com/office/drawing/2016/5/14/chartex" xmlns:mc="http://schemas.openxmlformats.org/markup-compatibility/2006" xmlns:aink="http://schemas.microsoft.com/office/drawing/2016/ink" xmlns:am3d="http://schemas.microsoft.com/office/drawing/2017/model3d" xmlns:o="urn:schemas-microsoft-com:office:office" xmlns:oel="http://schemas.microsoft.com/office/2019/extlst" xmlns:r="http://schemas.openxmlformats.org/officeDocument/2006/relationships" xmlns:m="http://schemas.openxmlformats.org/officeDocument/2006/math" xmlns:v="urn:schemas-microsoft-com:vml" xmlns:wp14="http://schemas.microsoft.com/office/word/2010/wordprocessingDrawing" xmlns:wp="http://schemas.openxmlformats.org/drawingml/2006/wordprocessingDrawing" xmlns:w10="urn:schemas-microsoft-com:office:word" xmlns:w="http://schemas.openxmlformats.org/wordprocessingml/2006/main" xmlns:w14="http://schemas.microsoft.com/office/word/2010/wordml" xmlns:w15="http://schemas.microsoft.com/office/word/2012/wordml" xmlns:w16cex="http://schemas.microsoft.com/office/word/2018/wordml/cex" xmlns:w16cid="http://schemas.microsoft.com/office/word/2016/wordml/cid" xmlns:w16="http://schemas.microsoft.com/office/word/2018/wordml" xmlns:w16sdtdh="http://schemas.microsoft.com/office/word/2020/wordml/sdtdatahash" xmlns:w16se="http://schemas.microsoft.com/office/word/2015/wordml/symex" xmlns:wpg="http://schemas.microsoft.com/office/word/2010/wordprocessingGroup" xmlns:wpi="http://schemas.microsoft.com/office/word/2010/wordprocessingInk" xmlns:wne="http://schemas.microsoft.com/office/word/2006/wordml" xmlns:wps="http://schemas.microsoft.com/office/word/2010/wordprocessingShape" mc:Ignorable="w14 w15 w16se w16cid w16 w16cex w16sdtdh wp14">
+<w:hdr xmlns:wpc="http://schemas.microsoft.com/office/word/2010/wordprocessingCanvas" xmlns:cx="http://schemas.microsoft.com/office/drawing/2014/chartex" xmlns:cx1="http://schemas.microsoft.com/office/drawing/2015/9/8/chartex" xmlns:cx2="http://schemas.microsoft.com/office/drawing/2015/10/21/chartex" xmlns:cx3="http://schemas.microsoft.com/office/drawing/2016/5/9/chartex" xmlns:cx4="http://schemas.microsoft.com/office/drawing/2016/5/10/chartex" xmlns:cx5="http://schemas.microsoft.com/office/drawing/2016/5/11/chartex" xmlns:cx6="http://schemas.microsoft.com/office/drawing/2016/5/12/chartex" xmlns:cx7="http://schemas.microsoft.com/office/drawing/2016/5/13/chartex" xmlns:cx8="http://schemas.microsoft.com/office/drawing/2016/5/14/chartex" xmlns:mc="http://schemas.openxmlformats.org/markup-compatibility/2006" xmlns:aink="http://schemas.microsoft.com/office/drawing/2016/ink" xmlns:am3d="http://schemas.microsoft.com/office/drawing/2017/model3d" xmlns:o="urn:schemas-microsoft-com:office:office" xmlns:oel="http://schemas.microsoft.com/office/2019/extlst" xmlns:r="http://schemas.openxmlformats.org/officeDocument/2006/relationships" xmlns:m="http://schemas.openxmlformats.org/officeDocument/2006/math" xmlns:v="urn:schemas-microsoft-com:vml" xmlns:wp14="http://schemas.microsoft.com/office/word/2010/wordprocessingDrawing" xmlns:wp="http://schemas.openxmlformats.org/drawingml/2006/wordprocessingDrawing" xmlns:w10="urn:schemas-microsoft-com:office:word" xmlns:w="http://schemas.openxmlformats.org/wordprocessingml/2006/main" xmlns:w14="http://schemas.microsoft.com/office/word/2010/wordml" xmlns:w15="http://schemas.microsoft.com/office/word/2012/wordml" xmlns:w16cex="http://schemas.microsoft.com/office/word/2018/wordml/cex" xmlns:w16cid="http://schemas.microsoft.com/office/word/2016/wordml/cid" xmlns:w16="http://schemas.microsoft.com/office/word/2018/wordml" xmlns:w16du="http://schemas.microsoft.com/office/word/2023/wordml/word16du" xmlns:w16sdtdh="http://schemas.microsoft.com/office/word/2020/wordml/sdtdatahash" xmlns:w16sdtfl="http://schemas.microsoft.com/office/word/2024/wordml/sdtformatlock" xmlns:w16se="http://schemas.microsoft.com/office/word/2015/wordml/symex" xmlns:wpg="http://schemas.microsoft.com/office/word/2010/wordprocessingGroup" xmlns:wpi="http://schemas.microsoft.com/office/word/2010/wordprocessingInk" xmlns:wne="http://schemas.microsoft.com/office/word/2006/wordml" xmlns:wps="http://schemas.microsoft.com/office/word/2010/wordprocessingShape" mc:Ignorable="w14 w15 w16se w16cid w16 w16cex w16sdtdh w16sdtfl w16du wp14">
   <w:p>
     <w:pPr>
       <w:pStyle w:val="Header"/>
@@ -1199,7 +1211,7 @@
 </file>
 
 <file path=word/header2.xml><?xml version="1.0" encoding="utf-8"?>
-<w:hdr xmlns:wpc="http://schemas.microsoft.com/office/word/2010/wordprocessingCanvas" xmlns:cx="http://schemas.microsoft.com/office/drawing/2014/chartex" xmlns:cx1="http://schemas.microsoft.com/office/drawing/2015/9/8/chartex" xmlns:cx2="http://schemas.microsoft.com/office/drawing/2015/10/21/chartex" xmlns:cx3="http://schemas.microsoft.com/office/drawing/2016/5/9/chartex" xmlns:cx4="http://schemas.microsoft.com/office/drawing/2016/5/10/chartex" xmlns:cx5="http://schemas.microsoft.com/office/drawing/2016/5/11/chartex" xmlns:cx6="http://schemas.microsoft.com/office/drawing/2016/5/12/chartex" xmlns:cx7="http://schemas.microsoft.com/office/drawing/2016/5/13/chartex" xmlns:cx8="http://schemas.microsoft.com/office/drawing/2016/5/14/chartex" xmlns:mc="http://schemas.openxmlformats.org/markup-compatibility/2006" xmlns:aink="http://schemas.microsoft.com/office/drawing/2016/ink" xmlns:am3d="http://schemas.microsoft.com/office/drawing/2017/model3d" xmlns:o="urn:schemas-microsoft-com:office:office" xmlns:oel="http://schemas.microsoft.com/office/2019/extlst" xmlns:r="http://schemas.openxmlformats.org/officeDocument/2006/relationships" xmlns:m="http://schemas.openxmlformats.org/officeDocument/2006/math" xmlns:v="urn:schemas-microsoft-com:vml" xmlns:wp14="http://schemas.microsoft.com/office/word/2010/wordprocessingDrawing" xmlns:wp="http://schemas.openxmlformats.org/drawingml/2006/wordprocessingDrawing" xmlns:w10="urn:schemas-microsoft-com:office:word" xmlns:w="http://schemas.openxmlformats.org/wordprocessingml/2006/main" xmlns:w14="http://schemas.microsoft.com/office/word/2010/wordml" xmlns:w15="http://schemas.microsoft.com/office/word/2012/wordml" xmlns:w16cex="http://schemas.microsoft.com/office/word/2018/wordml/cex" xmlns:w16cid="http://schemas.microsoft.com/office/word/2016/wordml/cid" xmlns:w16="http://schemas.microsoft.com/office/word/2018/wordml" xmlns:w16sdtdh="http://schemas.microsoft.com/office/word/2020/wordml/sdtdatahash" xmlns:w16se="http://schemas.microsoft.com/office/word/2015/wordml/symex" xmlns:wpg="http://schemas.microsoft.com/office/word/2010/wordprocessingGroup" xmlns:wpi="http://schemas.microsoft.com/office/word/2010/wordprocessingInk" xmlns:wne="http://schemas.microsoft.com/office/word/2006/wordml" xmlns:wps="http://schemas.microsoft.com/office/word/2010/wordprocessingShape" mc:Ignorable="w14 w15 w16se w16cid w16 w16cex w16sdtdh wp14">
+<w:hdr xmlns:wpc="http://schemas.microsoft.com/office/word/2010/wordprocessingCanvas" xmlns:cx="http://schemas.microsoft.com/office/drawing/2014/chartex" xmlns:cx1="http://schemas.microsoft.com/office/drawing/2015/9/8/chartex" xmlns:cx2="http://schemas.microsoft.com/office/drawing/2015/10/21/chartex" xmlns:cx3="http://schemas.microsoft.com/office/drawing/2016/5/9/chartex" xmlns:cx4="http://schemas.microsoft.com/office/drawing/2016/5/10/chartex" xmlns:cx5="http://schemas.microsoft.com/office/drawing/2016/5/11/chartex" xmlns:cx6="http://schemas.microsoft.com/office/drawing/2016/5/12/chartex" xmlns:cx7="http://schemas.microsoft.com/office/drawing/2016/5/13/chartex" xmlns:cx8="http://schemas.microsoft.com/office/drawing/2016/5/14/chartex" xmlns:mc="http://schemas.openxmlformats.org/markup-compatibility/2006" xmlns:aink="http://schemas.microsoft.com/office/drawing/2016/ink" xmlns:am3d="http://schemas.microsoft.com/office/drawing/2017/model3d" xmlns:o="urn:schemas-microsoft-com:office:office" xmlns:oel="http://schemas.microsoft.com/office/2019/extlst" xmlns:r="http://schemas.openxmlformats.org/officeDocument/2006/relationships" xmlns:m="http://schemas.openxmlformats.org/officeDocument/2006/math" xmlns:v="urn:schemas-microsoft-com:vml" xmlns:wp14="http://schemas.microsoft.com/office/word/2010/wordprocessingDrawing" xmlns:wp="http://schemas.openxmlformats.org/drawingml/2006/wordprocessingDrawing" xmlns:w10="urn:schemas-microsoft-com:office:word" xmlns:w="http://schemas.openxmlformats.org/wordprocessingml/2006/main" xmlns:w14="http://schemas.microsoft.com/office/word/2010/wordml" xmlns:w15="http://schemas.microsoft.com/office/word/2012/wordml" xmlns:w16cex="http://schemas.microsoft.com/office/word/2018/wordml/cex" xmlns:w16cid="http://schemas.microsoft.com/office/word/2016/wordml/cid" xmlns:w16="http://schemas.microsoft.com/office/word/2018/wordml" xmlns:w16du="http://schemas.microsoft.com/office/word/2023/wordml/word16du" xmlns:w16sdtdh="http://schemas.microsoft.com/office/word/2020/wordml/sdtdatahash" xmlns:w16sdtfl="http://schemas.microsoft.com/office/word/2024/wordml/sdtformatlock" xmlns:w16se="http://schemas.microsoft.com/office/word/2015/wordml/symex" xmlns:wpg="http://schemas.microsoft.com/office/word/2010/wordprocessingGroup" xmlns:wpi="http://schemas.microsoft.com/office/word/2010/wordprocessingInk" xmlns:wne="http://schemas.microsoft.com/office/word/2006/wordml" xmlns:wps="http://schemas.microsoft.com/office/word/2010/wordprocessingShape" mc:Ignorable="w14 w15 w16se w16cid w16 w16cex w16sdtdh w16sdtfl w16du wp14">
   <w:p>
     <w:pPr>
       <w:pStyle w:val="Header"/>
@@ -1210,7 +1222,7 @@
 </file>
 
 <file path=word/header3.xml><?xml version="1.0" encoding="utf-8"?>
-<w:hdr xmlns:wpc="http://schemas.microsoft.com/office/word/2010/wordprocessingCanvas" xmlns:cx="http://schemas.microsoft.com/office/drawing/2014/chartex" xmlns:cx1="http://schemas.microsoft.com/office/drawing/2015/9/8/chartex" xmlns:cx2="http://schemas.microsoft.com/office/drawing/2015/10/21/chartex" xmlns:cx3="http://schemas.microsoft.com/office/drawing/2016/5/9/chartex" xmlns:cx4="http://schemas.microsoft.com/office/drawing/2016/5/10/chartex" xmlns:cx5="http://schemas.microsoft.com/office/drawing/2016/5/11/chartex" xmlns:cx6="http://schemas.microsoft.com/office/drawing/2016/5/12/chartex" xmlns:cx7="http://schemas.microsoft.com/office/drawing/2016/5/13/chartex" xmlns:cx8="http://schemas.microsoft.com/office/drawing/2016/5/14/chartex" xmlns:mc="http://schemas.openxmlformats.org/markup-compatibility/2006" xmlns:aink="http://schemas.microsoft.com/office/drawing/2016/ink" xmlns:am3d="http://schemas.microsoft.com/office/drawing/2017/model3d" xmlns:o="urn:schemas-microsoft-com:office:office" xmlns:oel="http://schemas.microsoft.com/office/2019/extlst" xmlns:r="http://schemas.openxmlformats.org/officeDocument/2006/relationships" xmlns:m="http://schemas.openxmlformats.org/officeDocument/2006/math" xmlns:v="urn:schemas-microsoft-com:vml" xmlns:wp14="http://schemas.microsoft.com/office/word/2010/wordprocessingDrawing" xmlns:wp="http://schemas.openxmlformats.org/drawingml/2006/wordprocessingDrawing" xmlns:w10="urn:schemas-microsoft-com:office:word" xmlns:w="http://schemas.openxmlformats.org/wordprocessingml/2006/main" xmlns:w14="http://schemas.microsoft.com/office/word/2010/wordml" xmlns:w15="http://schemas.microsoft.com/office/word/2012/wordml" xmlns:w16cex="http://schemas.microsoft.com/office/word/2018/wordml/cex" xmlns:w16cid="http://schemas.microsoft.com/office/word/2016/wordml/cid" xmlns:w16="http://schemas.microsoft.com/office/word/2018/wordml" xmlns:w16sdtdh="http://schemas.microsoft.com/office/word/2020/wordml/sdtdatahash" xmlns:w16se="http://schemas.microsoft.com/office/word/2015/wordml/symex" xmlns:wpg="http://schemas.microsoft.com/office/word/2010/wordprocessingGroup" xmlns:wpi="http://schemas.microsoft.com/office/word/2010/wordprocessingInk" xmlns:wne="http://schemas.microsoft.com/office/word/2006/wordml" xmlns:wps="http://schemas.microsoft.com/office/word/2010/wordprocessingShape" mc:Ignorable="w14 w15 w16se w16cid w16 w16cex w16sdtdh wp14">
+<w:hdr xmlns:wpc="http://schemas.microsoft.com/office/word/2010/wordprocessingCanvas" xmlns:cx="http://schemas.microsoft.com/office/drawing/2014/chartex" xmlns:cx1="http://schemas.microsoft.com/office/drawing/2015/9/8/chartex" xmlns:cx2="http://schemas.microsoft.com/office/drawing/2015/10/21/chartex" xmlns:cx3="http://schemas.microsoft.com/office/drawing/2016/5/9/chartex" xmlns:cx4="http://schemas.microsoft.com/office/drawing/2016/5/10/chartex" xmlns:cx5="http://schemas.microsoft.com/office/drawing/2016/5/11/chartex" xmlns:cx6="http://schemas.microsoft.com/office/drawing/2016/5/12/chartex" xmlns:cx7="http://schemas.microsoft.com/office/drawing/2016/5/13/chartex" xmlns:cx8="http://schemas.microsoft.com/office/drawing/2016/5/14/chartex" xmlns:mc="http://schemas.openxmlformats.org/markup-compatibility/2006" xmlns:aink="http://schemas.microsoft.com/office/drawing/2016/ink" xmlns:am3d="http://schemas.microsoft.com/office/drawing/2017/model3d" xmlns:o="urn:schemas-microsoft-com:office:office" xmlns:oel="http://schemas.microsoft.com/office/2019/extlst" xmlns:r="http://schemas.openxmlformats.org/officeDocument/2006/relationships" xmlns:m="http://schemas.openxmlformats.org/officeDocument/2006/math" xmlns:v="urn:schemas-microsoft-com:vml" xmlns:wp14="http://schemas.microsoft.com/office/word/2010/wordprocessingDrawing" xmlns:wp="http://schemas.openxmlformats.org/drawingml/2006/wordprocessingDrawing" xmlns:w10="urn:schemas-microsoft-com:office:word" xmlns:w="http://schemas.openxmlformats.org/wordprocessingml/2006/main" xmlns:w14="http://schemas.microsoft.com/office/word/2010/wordml" xmlns:w15="http://schemas.microsoft.com/office/word/2012/wordml" xmlns:w16cex="http://schemas.microsoft.com/office/word/2018/wordml/cex" xmlns:w16cid="http://schemas.microsoft.com/office/word/2016/wordml/cid" xmlns:w16="http://schemas.microsoft.com/office/word/2018/wordml" xmlns:w16du="http://schemas.microsoft.com/office/word/2023/wordml/word16du" xmlns:w16sdtdh="http://schemas.microsoft.com/office/word/2020/wordml/sdtdatahash" xmlns:w16sdtfl="http://schemas.microsoft.com/office/word/2024/wordml/sdtformatlock" xmlns:w16se="http://schemas.microsoft.com/office/word/2015/wordml/symex" xmlns:wpg="http://schemas.microsoft.com/office/word/2010/wordprocessingGroup" xmlns:wpi="http://schemas.microsoft.com/office/word/2010/wordprocessingInk" xmlns:wne="http://schemas.microsoft.com/office/word/2006/wordml" xmlns:wps="http://schemas.microsoft.com/office/word/2010/wordprocessingShape" mc:Ignorable="w14 w15 w16se w16cid w16 w16cex w16sdtdh w16sdtfl w16du wp14">
   <w:p>
     <w:pPr>
       <w:pStyle w:val="Header"/>
@@ -1219,7 +1231,7 @@
     <w:r>
       <w:tab/>
       <w:tab/>
-      <w:t>2026-06-17</w:t>
+      <w:t>2026-06-18</w:t>
       <w:br/>
       <w:br/>
     </w:r>
@@ -1236,7 +1248,7 @@
 </file>
 
 <file path=word/numbering.xml><?xml version="1.0" encoding="utf-8"?>
-<w:numbering xmlns:wpc="http://schemas.microsoft.com/office/word/2010/wordprocessingCanvas" xmlns:cx="http://schemas.microsoft.com/office/drawing/2014/chartex" xmlns:cx1="http://schemas.microsoft.com/office/drawing/2015/9/8/chartex" xmlns:cx2="http://schemas.microsoft.com/office/drawing/2015/10/21/chartex" xmlns:cx3="http://schemas.microsoft.com/office/drawing/2016/5/9/chartex" xmlns:cx4="http://schemas.microsoft.com/office/drawing/2016/5/10/chartex" xmlns:cx5="http://schemas.microsoft.com/office/drawing/2016/5/11/chartex" xmlns:cx6="http://schemas.microsoft.com/office/drawing/2016/5/12/chartex" xmlns:cx7="http://schemas.microsoft.com/office/drawing/2016/5/13/chartex" xmlns:cx8="http://schemas.microsoft.com/office/drawing/2016/5/14/chartex" xmlns:mc="http://schemas.openxmlformats.org/markup-compatibility/2006" xmlns:aink="http://schemas.microsoft.com/office/drawing/2016/ink" xmlns:am3d="http://schemas.microsoft.com/office/drawing/2017/model3d" xmlns:o="urn:schemas-microsoft-com:office:office" xmlns:oel="http://schemas.microsoft.com/office/2019/extlst" xmlns:r="http://schemas.openxmlformats.org/officeDocument/2006/relationships" xmlns:m="http://schemas.openxmlformats.org/officeDocument/2006/math" xmlns:v="urn:schemas-microsoft-com:vml" xmlns:wp14="http://schemas.microsoft.com/office/word/2010/wordprocessingDrawing" xmlns:wp="http://schemas.openxmlformats.org/drawingml/2006/wordprocessingDrawing" xmlns:w10="urn:schemas-microsoft-com:office:word" xmlns:w="http://schemas.openxmlformats.org/wordprocessingml/2006/main" xmlns:w14="http://schemas.microsoft.com/office/word/2010/wordml" xmlns:w15="http://schemas.microsoft.com/office/word/2012/wordml" xmlns:w16cex="http://schemas.microsoft.com/office/word/2018/wordml/cex" xmlns:w16cid="http://schemas.microsoft.com/office/word/2016/wordml/cid" xmlns:w16="http://schemas.microsoft.com/office/word/2018/wordml" xmlns:w16sdtdh="http://schemas.microsoft.com/office/word/2020/wordml/sdtdatahash" xmlns:w16se="http://schemas.microsoft.com/office/word/2015/wordml/symex" xmlns:wpg="http://schemas.microsoft.com/office/word/2010/wordprocessingGroup" xmlns:wpi="http://schemas.microsoft.com/office/word/2010/wordprocessingInk" xmlns:wne="http://schemas.microsoft.com/office/word/2006/wordml" xmlns:wps="http://schemas.microsoft.com/office/word/2010/wordprocessingShape" mc:Ignorable="w14 w15 w16se w16cid w16 w16cex w16sdtdh wp14">
+<w:numbering xmlns:wpc="http://schemas.microsoft.com/office/word/2010/wordprocessingCanvas" xmlns:cx="http://schemas.microsoft.com/office/drawing/2014/chartex" xmlns:cx1="http://schemas.microsoft.com/office/drawing/2015/9/8/chartex" xmlns:cx2="http://schemas.microsoft.com/office/drawing/2015/10/21/chartex" xmlns:cx3="http://schemas.microsoft.com/office/drawing/2016/5/9/chartex" xmlns:cx4="http://schemas.microsoft.com/office/drawing/2016/5/10/chartex" xmlns:cx5="http://schemas.microsoft.com/office/drawing/2016/5/11/chartex" xmlns:cx6="http://schemas.microsoft.com/office/drawing/2016/5/12/chartex" xmlns:cx7="http://schemas.microsoft.com/office/drawing/2016/5/13/chartex" xmlns:cx8="http://schemas.microsoft.com/office/drawing/2016/5/14/chartex" xmlns:mc="http://schemas.openxmlformats.org/markup-compatibility/2006" xmlns:aink="http://schemas.microsoft.com/office/drawing/2016/ink" xmlns:am3d="http://schemas.microsoft.com/office/drawing/2017/model3d" xmlns:o="urn:schemas-microsoft-com:office:office" xmlns:oel="http://schemas.microsoft.com/office/2019/extlst" xmlns:r="http://schemas.openxmlformats.org/officeDocument/2006/relationships" xmlns:m="http://schemas.openxmlformats.org/officeDocument/2006/math" xmlns:v="urn:schemas-microsoft-com:vml" xmlns:wp14="http://schemas.microsoft.com/office/word/2010/wordprocessingDrawing" xmlns:wp="http://schemas.openxmlformats.org/drawingml/2006/wordprocessingDrawing" xmlns:w10="urn:schemas-microsoft-com:office:word" xmlns:w="http://schemas.openxmlformats.org/wordprocessingml/2006/main" xmlns:w14="http://schemas.microsoft.com/office/word/2010/wordml" xmlns:w15="http://schemas.microsoft.com/office/word/2012/wordml" xmlns:w16cex="http://schemas.microsoft.com/office/word/2018/wordml/cex" xmlns:w16cid="http://schemas.microsoft.com/office/word/2016/wordml/cid" xmlns:w16="http://schemas.microsoft.com/office/word/2018/wordml" xmlns:w16du="http://schemas.microsoft.com/office/word/2023/wordml/word16du" xmlns:w16sdtdh="http://schemas.microsoft.com/office/word/2020/wordml/sdtdatahash" xmlns:w16sdtfl="http://schemas.microsoft.com/office/word/2024/wordml/sdtformatlock" xmlns:w16se="http://schemas.microsoft.com/office/word/2015/wordml/symex" xmlns:wpg="http://schemas.microsoft.com/office/word/2010/wordprocessingGroup" xmlns:wpi="http://schemas.microsoft.com/office/word/2010/wordprocessingInk" xmlns:wne="http://schemas.microsoft.com/office/word/2006/wordml" xmlns:wps="http://schemas.microsoft.com/office/word/2010/wordprocessingShape" mc:Ignorable="w14 w15 w16se w16cid w16 w16cex w16sdtdh w16sdtfl w16du wp14">
   <w:abstractNum w:abstractNumId="0" w15:restartNumberingAfterBreak="0">
     <w:nsid w:val="FFFFFF7C"/>
     <w:multiLevelType w:val="singleLevel"/>
@@ -1439,7 +1451,7 @@
 </file>
 
 <file path=word/styles.xml><?xml version="1.0" encoding="utf-8"?>
-<w:styles xmlns:mc="http://schemas.openxmlformats.org/markup-compatibility/2006" xmlns:r="http://schemas.openxmlformats.org/officeDocument/2006/relationships" xmlns:w="http://schemas.openxmlformats.org/wordprocessingml/2006/main" xmlns:w14="http://schemas.microsoft.com/office/word/2010/wordml" xmlns:w15="http://schemas.microsoft.com/office/word/2012/wordml" xmlns:w16cex="http://schemas.microsoft.com/office/word/2018/wordml/cex" xmlns:w16cid="http://schemas.microsoft.com/office/word/2016/wordml/cid" xmlns:w16="http://schemas.microsoft.com/office/word/2018/wordml" xmlns:w16sdtdh="http://schemas.microsoft.com/office/word/2020/wordml/sdtdatahash" xmlns:w16se="http://schemas.microsoft.com/office/word/2015/wordml/symex" mc:Ignorable="w14 w15 w16se w16cid w16 w16cex w16sdtdh">
+<w:styles xmlns:mc="http://schemas.openxmlformats.org/markup-compatibility/2006" xmlns:r="http://schemas.openxmlformats.org/officeDocument/2006/relationships" xmlns:w="http://schemas.openxmlformats.org/wordprocessingml/2006/main" xmlns:w14="http://schemas.microsoft.com/office/word/2010/wordml" xmlns:w15="http://schemas.microsoft.com/office/word/2012/wordml" xmlns:w16cex="http://schemas.microsoft.com/office/word/2018/wordml/cex" xmlns:w16cid="http://schemas.microsoft.com/office/word/2016/wordml/cid" xmlns:w16="http://schemas.microsoft.com/office/word/2018/wordml" xmlns:w16du="http://schemas.microsoft.com/office/word/2023/wordml/word16du" xmlns:w16sdtdh="http://schemas.microsoft.com/office/word/2020/wordml/sdtdatahash" xmlns:w16sdtfl="http://schemas.microsoft.com/office/word/2024/wordml/sdtformatlock" xmlns:w16se="http://schemas.microsoft.com/office/word/2015/wordml/symex" mc:Ignorable="w14 w15 w16se w16cid w16 w16cex w16sdtdh w16sdtfl w16du">
   <w:docDefaults>
     <w:rPrDefault>
       <w:rPr>
@@ -2197,7 +2209,7 @@
     <w:link w:val="TitleChar"/>
     <w:uiPriority w:val="10"/>
     <w:qFormat/>
-    <w:rsid w:val="007106C8"/>
+    <w:rsid w:val="00E854FA"/>
     <w:pPr>
       <w:spacing w:after="300" w:line="240" w:lineRule="auto"/>
       <w:contextualSpacing/>
@@ -2207,7 +2219,7 @@
       <w:rFonts w:eastAsiaTheme="majorEastAsia" w:cstheme="majorBidi"/>
       <w:spacing w:val="5"/>
       <w:kern w:val="28"/>
-      <w:sz w:val="52"/>
+      <w:sz w:val="40"/>
       <w:szCs w:val="52"/>
       <w:lang w:val="sv-SE" w:eastAsia="en-US" w:bidi="ar-SA"/>
     </w:rPr>
@@ -2217,12 +2229,12 @@
     <w:basedOn w:val="DefaultParagraphFont"/>
     <w:link w:val="Title"/>
     <w:uiPriority w:val="10"/>
-    <w:rsid w:val="007106C8"/>
+    <w:rsid w:val="00E854FA"/>
     <w:rPr>
       <w:rFonts w:ascii="Times New Roman" w:eastAsiaTheme="majorEastAsia" w:hAnsi="Times New Roman" w:cstheme="majorBidi"/>
       <w:spacing w:val="5"/>
       <w:kern w:val="28"/>
-      <w:sz w:val="52"/>
+      <w:sz w:val="40"/>
       <w:szCs w:val="52"/>
       <w:lang w:val="sv-SE" w:eastAsia="en-US" w:bidi="ar-SA"/>
     </w:rPr>

--- a/klagomål/A 61173-2025 FSC-klagomål.docx
+++ b/klagomål/A 61173-2025 FSC-klagomål.docx
@@ -1231,7 +1231,7 @@
     <w:r>
       <w:tab/>
       <w:tab/>
-      <w:t>2026-06-18</w:t>
+      <w:t>2026-06-19</w:t>
       <w:br/>
       <w:br/>
     </w:r>

--- a/klagomål/A 61173-2025 FSC-klagomål.docx
+++ b/klagomål/A 61173-2025 FSC-klagomål.docx
@@ -1231,7 +1231,7 @@
     <w:r>
       <w:tab/>
       <w:tab/>
-      <w:t>2026-06-19</w:t>
+      <w:t>2026-06-20</w:t>
       <w:br/>
       <w:br/>
     </w:r>

--- a/klagomål/A 61173-2025 FSC-klagomål.docx
+++ b/klagomål/A 61173-2025 FSC-klagomål.docx
@@ -168,38 +168,7 @@
     </w:p>
     <w:p>
       <w:r>
-        <w:t>Detta dokument behandlar höga naturvärden i avverkningsanmälan A 61173-2025 i Bräcke kommun som inkom 2025-12-09 och omfattar 16,5 ha.</w:t>
-      </w:r>
-    </w:p>
-    <w:p>
-      <w:r>
-        <w:t>Nedan presenteras fynd av naturvårdsarter och fridlysta arter som gjorts i det avverkningsanmälda området, samt relevanta utdrag ur standarderna för FSC, Chain of Custody, Controlled Wood och PEFC. I BILAGA 1 finns artfakta om fridlysta och rödlistade arter.</w:t>
-      </w:r>
-    </w:p>
-    <w:p>
-      <w:r>
-        <w:t>Vi förväntar oss att ni återkommer med ett skriftligt svar på vårt klagomål och även beskriver vilka korrigerande åtgärder ni satt in för att rätta till identifierade brister i er efterlevnad av den svenska FSC standarden.</w:t>
-      </w:r>
-    </w:p>
-    <w:p>
-      <w:pPr>
-        <w:pStyle w:val="Heading1"/>
-      </w:pPr>
-      <w:r>
-        <w:t>Naturvårdsarter</w:t>
-      </w:r>
-    </w:p>
-    <w:p>
-      <w:r>
-        <w:t>I avverkningsanmälan har följande 8 naturvårdsarter hittats: doftticka (VU, T, §8), garnlav (VU, T), sprickporing (VU), blågrå svartspik (NT), kolflarnlav (NT, T), lunglav (NT, T), tretåig hackspett (NT, T, §4) och vedflamlav (NT). Av dessa är 8 rödlistade. För rödlistade arter har rödlistekategorin angivits inom parentes. Typiska arter inom Natura 2000 som är kopplade till skogsekosystem har markerats med (T). För fridlysta arter anges även paragrafen i Artskyddsförordningen som arten är fridlyst enligt.</w:t>
-      </w:r>
-    </w:p>
-    <w:p>
-      <w:r>
-        <w:t>De påträffade naturvårdsarterna är ett tydligt kvitto på att det rör sig om en skog med höga naturvärden.</w:t>
-      </w:r>
-      <w:r>
-        <w:t xml:space="preserve"> I Figur 1 visas fyndplatser för naturvårdsarter i området, som finns registrerade på Artportalen.</w:t>
+        <w:t>Detta klagomål behandlar höga naturvärden i avverkningsanmälan A 61173-2025 i Bräcke kommun som inkom 2025-12-09 och omfattar 16,5 ha.</w:t>
       </w:r>
     </w:p>
     <w:p>
@@ -209,7 +178,7 @@
       <w:r>
         <w:drawing>
           <wp:inline xmlns:a="http://schemas.openxmlformats.org/drawingml/2006/main" xmlns:pic="http://schemas.openxmlformats.org/drawingml/2006/picture">
-            <wp:extent cx="5375257" cy="5688000"/>
+            <wp:extent cx="5409278" cy="5724000"/>
             <wp:docPr id="1" name="Picture 1"/>
             <wp:cNvGraphicFramePr>
               <a:graphicFrameLocks noChangeAspect="1"/>
@@ -230,7 +199,7 @@
                   <pic:spPr>
                     <a:xfrm>
                       <a:off x="0" y="0"/>
-                      <a:ext cx="5375257" cy="5688000"/>
+                      <a:ext cx="5409278" cy="5724000"/>
                     </a:xfrm>
                     <a:prstGeom prst="rect"/>
                   </pic:spPr>
@@ -247,34 +216,35 @@
         <w:spacing w:after="240"/>
       </w:pPr>
       <w:r>
-        <w:t>Figur 1. Fyndplatser för naturvårdsarter i avverkningsanmälan (röd linje). Markörer utan svart kant är placerade på fyndplatsen. Markörer med svart kant är placerade vid sidan av fyndplatsen och har ett svart streck som visar fyndplatsens exakta position. Kartans mittpunktskoordinat är N 6957685, E 500649 i SWEREF 99 TM.</w:t>
+        <w:t>Figur 1. Fyndplatser för naturvårdsarter i avverkningsanmälan. Markörer utan svart kant är placerade på fyndplatsen. Markörer med svart kant är placerade vid sidan av fyndplatsen har ett svart streck som visar fyndplatsens exakta position. Kartans mittpunktskoordinat är N 6957685, E 500649 i SWEREF 99 TM.</w:t>
+      </w:r>
+    </w:p>
+    <w:p>
+      <w:r>
+        <w:t>I avverkningsanmälan finns fynd av 8 naturvårdsarter, varav 8 är rödlistade, 2 är fridlysta och 5 är typiska (T): doftticka (VU, T, §8), garnlav (VU, T), sprickporing (VU), blågrå svartspik (NT), kolflarnlav (NT, T), lunglav (NT, T), tretåig hackspett (NT, T, §4) och vedflamlav (NT). Se Figur 1.</w:t>
+      </w:r>
+    </w:p>
+    <w:p>
+      <w:r>
+        <w:t>Nedan presenteras relevanta utdrag ur standarderna för FSC, Chain of Custody, Controlled Wood och PEFC.</w:t>
+      </w:r>
+    </w:p>
+    <w:p>
+      <w:r>
+        <w:t>Vi förväntar oss att ni återkommer med ett skriftligt svar på vårt klagomål och även beskriver vilka korrigerande åtgärder ni satt in för att rätta till identifierade brister i er efterlevnad av den svenska FSC standarden.</w:t>
       </w:r>
     </w:p>
     <w:p>
       <w:pPr>
-        <w:pStyle w:val="Heading2"/>
+        <w:pStyle w:val="Heading1"/>
       </w:pPr>
       <w:r>
-        <w:t>Fridlysta arter</w:t>
+        <w:t>Naturvårdsarter och fridlysta arter</w:t>
       </w:r>
     </w:p>
     <w:p>
       <w:r>
-        <w:t>Följande fridlysta arter har sina livsmiljöer och växtplatser i den avverkningsanmälda skogen: doftticka (VU, T, §8) och tretåig hackspett (NT, T, §4).</w:t>
-      </w:r>
-    </w:p>
-    <w:p>
-      <w:r>
-        <w:t xml:space="preserve">Observera att medlemsländerna är skyldiga att agera i enlighet med EU:s fågeldirektiv där det uttryckligen står att direktivet gäller för fåglar samt för deras ägg, bon och </w:t>
-      </w:r>
-      <w:r>
-        <w:rPr>
-          <w:b/>
-        </w:rPr>
-        <w:t xml:space="preserve">livsmiljöer </w:t>
-      </w:r>
-      <w:r>
-        <w:t>(artikel 1). Vidare att de åtgärder som vidtas inte får leda till en försämring av den nuvarande situationen beträffande bevarandet av de fågelarter som avses i artikel 1 (artikel 13). Fågeldirektivet är styrande för tillsynsansvariga myndigheters ärendehantering, ställningstaganden och beslutsfattande.</w:t>
+        <w:t>Nedan följer beskrivningar av de naturvårdsarter och fridlysta arter som har sina livsmiljöer och växtplatser i den avverkningsanmälda skogen. Se även ytterligare artfakta i BILAGA 1. De påträffade naturvårdsarterna är ett tydligt kvitto på att det rör sig om en skog med höga naturvärden.</w:t>
       </w:r>
     </w:p>
     <w:p>
@@ -311,6 +281,133 @@
         <w:rPr>
           <w:b/>
         </w:rPr>
+        <w:t>Garnlav (VU)</w:t>
+      </w:r>
+      <w:r>
+        <w:t xml:space="preserve"> är en utpräglad barrskogsart som ibland kan drapera träden i norrländska grannaturskogar med hög luftfuktighet. Den förekommer även i talldominerade bestånd där den, förutom i trädens grenverk, påträffas hängande över ojämnheter i tallbarken. Arten har minskat starkt i södra och mellersta Sverige och den minskar även i sitt nordliga utbredningsområde. Minskningstakten uppgår till 30 (20–50) % inom 50 år och överstiger gränsvärdet för Sårbar (VU). Orsaken till tillbakagången beror främst på slutavverkningar av naturskogsartade skogar. Bestånd med riklig förekomst bör regelmässigt sparas, vilket även gynnar flera andra sällsynta och rödlistade arter. Garnlav är värdväxt för den mycket sällsynta och akut hotade fjärilen barrskogslavfly (CR) som hör hemma i boreala barrskogar med riklig förekomst av värdväxten. Tidigare kunde arten konstateras årligen på flera platser vid Dala-Floda i Dalarna innan lokalerna kalavverkades. Senaste fyndet i landet av barrskogslavfly är från år 2000 då den påträffades vid Högberget i Sollefteå kommun. Garnlav är typisk art för </w:t>
+      </w:r>
+      <w:r>
+        <w:rPr>
+          <w:i/>
+        </w:rPr>
+        <w:t xml:space="preserve">9010 Taiga </w:t>
+      </w:r>
+      <w:r>
+        <w:t>och</w:t>
+      </w:r>
+      <w:r>
+        <w:rPr>
+          <w:i/>
+        </w:rPr>
+        <w:t xml:space="preserve"> 9070 Trädklädd betesmark</w:t>
+      </w:r>
+      <w:r>
+        <w:t xml:space="preserve"> (SLU Artdatabanken, 2026).</w:t>
+      </w:r>
+    </w:p>
+    <w:p>
+      <w:r>
+        <w:rPr>
+          <w:b/>
+        </w:rPr>
+        <w:t>Sprickporing (VU)</w:t>
+      </w:r>
+      <w:r>
+        <w:t>, rödlistad som sårbar, är en sällsynt art som växer på senvuxen gran i lågproduktiva miljöer, ett substrat som nybildas i mycket liten skala i modern produktionsskog. Arten bedöms ha minskat kraftigt, med mer än 30 % över de senaste 20 åren, huvudsakligen på grund av slutavverkningar. I bestånd där arten förekommer måste skogsbruk undvikas. Fler av artens lokaler bör skyddas (SLU Artdatabanken, 2024).</w:t>
+      </w:r>
+    </w:p>
+    <w:p>
+      <w:r>
+        <w:rPr>
+          <w:b/>
+        </w:rPr>
+        <w:t>Blågrå svartspik (NT)</w:t>
+      </w:r>
+      <w:r>
+        <w:t xml:space="preserve"> växer på torr, hård ved av gamla, solbelysta torrakor, högstubbar av tall och grova döda grenar på levande tallar i öppna bestånd av naturskogskaraktär. Nästan alltid rör det sig om tjärrika torrträd och högstubbar (töreved, keloträd) som kan vara en bra bit över hundra år, i vissa fall sannolikt hundratals år gamla. Skogsbruk är idag det allvarligaste hotet. Ett långsiktigt hot är att nybildningen av gamla torrakor och högstubbar är en långsam process vilken ofta är beroende av skogsbrand. Nytt substrat bildas numera sannolikt nästan inte alls då antalet naturliga skogsbränder har minskat drastiskt på grund av effektivare brandbekämpning. Döda träd som lämnas efter avverkning är inte lämpliga för arten, eftersom dessa träd inte varit utsatta för skogsbrand och bildat tjärrik ved. Skogsbruksåtgärder på eller i närheten av växtplatserna bör undvikas. Naturskogsartade skogar med förekomst av arten indikerar höga biologiska värden och bör bevaras. Blågrå svartspik har en mycket begränsad utbredning utanför de nordiska länderna varför dessa länder har ett speciellt ansvar för arten (SLU Artdatabanken, 2024).</w:t>
+      </w:r>
+    </w:p>
+    <w:p>
+      <w:r>
+        <w:rPr>
+          <w:b/>
+        </w:rPr>
+        <w:t>Kolflarnlav (NT)</w:t>
+      </w:r>
+      <w:r>
+        <w:t xml:space="preserve"> är brandberoende och växer nästan uteslutande på kolad hård kärnved av tall. Etableringen verkar ske först 100–300 år efter brand och nytt substrat nybildas i mycket begränsad omfattning. Avverkning av tallskog av naturskogskaraktär med spår av återkommande bränder är ett hot och mängden lämplig ved att växa på för arten minskar dels på grund av naturlig nedbrytning men framförallt på grund av att det förstörs i samband med slutavverkningar, gallringar och markberedning. Såväl kolflarnlav som mörk kolflarnlav har glänsande bålfjäll och förekommer främst i tall- och blandbarrskogar av naturskogskaraktär med spår av återkommande bränder. Skogar som dessa hyser höga biologiska värden och bör skyddas. Kolflarnlav är typisk art för </w:t>
+      </w:r>
+      <w:r>
+        <w:rPr>
+          <w:i/>
+        </w:rPr>
+        <w:t>9010 Taiga</w:t>
+      </w:r>
+      <w:r>
+        <w:t xml:space="preserve"> (SLU Artdatabanken, 2024).</w:t>
+      </w:r>
+    </w:p>
+    <w:p>
+      <w:r>
+        <w:rPr>
+          <w:b/>
+        </w:rPr>
+        <w:t>Lunglav (NT)</w:t>
+      </w:r>
+      <w:r>
+        <w:t xml:space="preserve"> är en av vårt lands främsta signalarter som överallt indikerar gamla lövträd, skogsbestånd med höga naturvärden och ekosystem med långskoglig kontinuitet. Lokalt kan förekomsten vara mycket riklig men den hittas nästan enbart i gamla och ej slutavverkade skogar. Artens samtliga förekomster bör uppmärksammas från naturvårdssynpunkt, då många lokaler även hyser andra ovanliga och rödlistade arter. Rikliga förekomster bör skyddas med biotopskydd, frivilliga avsättningar eller reservat. På lunglav kan de sällsynta lavparasiterna lunglavshårprick (CR), </w:t>
+      </w:r>
+      <w:r>
+        <w:rPr>
+          <w:i/>
+        </w:rPr>
+        <w:t>Abrothallus diederichii</w:t>
+      </w:r>
+      <w:r>
+        <w:t xml:space="preserve"> (VU), </w:t>
+      </w:r>
+      <w:r>
+        <w:rPr>
+          <w:i/>
+        </w:rPr>
+        <w:t>Abrothallus lobariae</w:t>
+      </w:r>
+      <w:r>
+        <w:t xml:space="preserve"> (VU), </w:t>
+      </w:r>
+      <w:r>
+        <w:rPr>
+          <w:i/>
+        </w:rPr>
+        <w:t>Calycina lobariae</w:t>
+      </w:r>
+      <w:r>
+        <w:t xml:space="preserve"> (VU), lunglavsknapp (VU) och skrovelmössing (VU) påträffas. Lunglav är typisk art för </w:t>
+      </w:r>
+      <w:r>
+        <w:rPr>
+          <w:i/>
+        </w:rPr>
+        <w:t>9010 Taiga, 9020 Nordlig ädellövskog, 9110 Näringsfattig bokskog, 9130 Näringsrik bokskog, 9160 Näringsrik ekskog, 9180 Ädellövskog i branter, 9190 Näringsfattig ekskog, 9070 Trädklädd betesmark, 9040 Fjällbjörkskog</w:t>
+      </w:r>
+      <w:r>
+        <w:t xml:space="preserve"> och</w:t>
+      </w:r>
+      <w:r>
+        <w:rPr>
+          <w:i/>
+        </w:rPr>
+        <w:t xml:space="preserve"> 6530 Lövängar</w:t>
+      </w:r>
+      <w:r>
+        <w:t xml:space="preserve"> (SLU Artdatabanken, 2026; Nitare &amp; Skogsstyrelsen, 2019).</w:t>
+      </w:r>
+    </w:p>
+    <w:p>
+      <w:r>
+        <w:rPr>
+          <w:b/>
+        </w:rPr>
         <w:t>Tretåig hackspett (NT, §4)</w:t>
       </w:r>
       <w:r>
@@ -333,146 +430,6 @@
       </w:r>
       <w:r>
         <w:t xml:space="preserve"> (Skogsstyrelsen, 2016; SLU Artdatabanken, 2024).</w:t>
-      </w:r>
-    </w:p>
-    <w:p>
-      <w:r>
-        <w:t>I BILAGA 1 finns mer detaljerad information om ekologi samt krav på livsmiljö hos fridlysta arter.</w:t>
-      </w:r>
-    </w:p>
-    <w:p>
-      <w:pPr>
-        <w:pStyle w:val="Heading2"/>
-      </w:pPr>
-      <w:r>
-        <w:t>Övriga naturvårdsarter</w:t>
-      </w:r>
-    </w:p>
-    <w:p>
-      <w:r>
-        <w:rPr>
-          <w:b/>
-        </w:rPr>
-        <w:t>Blågrå svartspik (NT)</w:t>
-      </w:r>
-      <w:r>
-        <w:t xml:space="preserve"> växer på torr, hård ved av gamla, solbelysta torrakor, högstubbar av tall och grova döda grenar på levande tallar i öppna bestånd av naturskogskaraktär. Nästan alltid rör det sig om tjärrika torrträd och högstubbar (töreved, keloträd) som kan vara en bra bit över hundra år, i vissa fall sannolikt hundratals år gamla. Skogsbruk är idag det allvarligaste hotet. Ett långsiktigt hot är att nybildningen av gamla torrakor och högstubbar är en långsam process vilken ofta är beroende av skogsbrand. Nytt substrat bildas numera sannolikt nästan inte alls då antalet naturliga skogsbränder har minskat drastiskt på grund av effektivare brandbekämpning. Döda träd som lämnas efter avverkning är inte lämpliga för arten, eftersom dessa träd inte varit utsatta för skogsbrand och bildat tjärrik ved. Skogsbruksåtgärder på eller i närheten av växtplatserna bör undvikas. Naturskogsartade skogar med förekomst av arten indikerar höga biologiska värden och bör bevaras. Blågrå svartspik har en mycket begränsad utbredning utanför de nordiska länderna varför dessa länder har ett speciellt ansvar för arten (SLU Artdatabanken, 2024).</w:t>
-      </w:r>
-    </w:p>
-    <w:p>
-      <w:r>
-        <w:rPr>
-          <w:b/>
-        </w:rPr>
-        <w:t>Garnlav (VU)</w:t>
-      </w:r>
-      <w:r>
-        <w:t xml:space="preserve"> är en utpräglad barrskogsart som ibland kan drapera träden i norrländska grannaturskogar med hög luftfuktighet. Den förekommer även i talldominerade bestånd där den, förutom i trädens grenverk, påträffas hängande över ojämnheter i tallbarken. Arten har minskat starkt i södra och mellersta Sverige och den minskar även i sitt nordliga utbredningsområde. Minskningstakten uppgår till 30 (20–50) % inom 50 år och överstiger gränsvärdet för Sårbar (VU). Orsaken till tillbakagången beror främst på slutavverkningar av naturskogsartade skogar. Bestånd med riklig förekomst bör regelmässigt sparas, vilket även gynnar flera andra sällsynta och rödlistade arter. Garnlav är värdväxt för den mycket sällsynta och akut hotade fjärilen barrskogslavfly (CR) som hör hemma i boreala barrskogar med riklig förekomst av värdväxten. Tidigare kunde arten konstateras årligen på flera platser vid Dala-Floda i Dalarna innan lokalerna kalavverkades. Senaste fyndet i landet av barrskogslavfly är från år 2000 då den påträffades vid Högberget i Sollefteå kommun. Garnlav är typisk art för </w:t>
-      </w:r>
-      <w:r>
-        <w:rPr>
-          <w:i/>
-        </w:rPr>
-        <w:t xml:space="preserve">9010 Taiga </w:t>
-      </w:r>
-      <w:r>
-        <w:t>och</w:t>
-      </w:r>
-      <w:r>
-        <w:rPr>
-          <w:i/>
-        </w:rPr>
-        <w:t xml:space="preserve"> 9070 Trädklädd betesmark</w:t>
-      </w:r>
-      <w:r>
-        <w:t xml:space="preserve"> (SLU Artdatabanken, 2026).</w:t>
-      </w:r>
-    </w:p>
-    <w:p>
-      <w:r>
-        <w:rPr>
-          <w:b/>
-        </w:rPr>
-        <w:t>Kolflarnlav (NT)</w:t>
-      </w:r>
-      <w:r>
-        <w:t xml:space="preserve"> är brandberoende och växer nästan uteslutande på kolad hård kärnved av tall. Etableringen verkar ske först 100–300 år efter brand och nytt substrat nybildas i mycket begränsad omfattning. Avverkning av tallskog av naturskogskaraktär med spår av återkommande bränder är ett hot och mängden lämplig ved att växa på för arten minskar dels på grund av naturlig nedbrytning men framförallt på grund av att det förstörs i samband med slutavverkningar, gallringar och markberedning. Såväl kolflarnlav som mörk kolflarnlav har glänsande bålfjäll och förekommer främst i tall- och blandbarrskogar av naturskogskaraktär med spår av återkommande bränder. Skogar som dessa hyser höga biologiska värden och bör skyddas. Kolflarnlav är typisk art för </w:t>
-      </w:r>
-      <w:r>
-        <w:rPr>
-          <w:i/>
-        </w:rPr>
-        <w:t>9010 Taiga</w:t>
-      </w:r>
-      <w:r>
-        <w:t xml:space="preserve"> (SLU Artdatabanken, 2024).</w:t>
-      </w:r>
-    </w:p>
-    <w:p>
-      <w:r>
-        <w:rPr>
-          <w:b/>
-        </w:rPr>
-        <w:t>Lunglav (NT)</w:t>
-      </w:r>
-      <w:r>
-        <w:t xml:space="preserve"> är en av vårt lands främsta signalarter som överallt indikerar gamla lövträd, skogsbestånd med höga naturvärden och ekosystem med långskoglig kontinuitet. Lokalt kan förekomsten vara mycket riklig men den hittas nästan enbart i gamla och ej slutavverkade skogar. Artens samtliga förekomster bör uppmärksammas från naturvårdssynpunkt, då många lokaler även hyser andra ovanliga och rödlistade arter. Rikliga förekomster bör skyddas med biotopskydd, frivilliga avsättningar eller reservat. På lunglav kan de sällsynta lavparasiterna lunglavshårprick (CR), </w:t>
-      </w:r>
-      <w:r>
-        <w:rPr>
-          <w:i/>
-        </w:rPr>
-        <w:t>Abrothallus diederichii</w:t>
-      </w:r>
-      <w:r>
-        <w:t xml:space="preserve"> (VU), </w:t>
-      </w:r>
-      <w:r>
-        <w:rPr>
-          <w:i/>
-        </w:rPr>
-        <w:t>Abrothallus lobariae</w:t>
-      </w:r>
-      <w:r>
-        <w:t xml:space="preserve"> (VU), </w:t>
-      </w:r>
-      <w:r>
-        <w:rPr>
-          <w:i/>
-        </w:rPr>
-        <w:t>Calycina lobariae</w:t>
-      </w:r>
-      <w:r>
-        <w:t xml:space="preserve"> (VU), lunglavsknapp (VU) och skrovelmössing (VU) påträffas. Lunglav är typisk art för </w:t>
-      </w:r>
-      <w:r>
-        <w:rPr>
-          <w:i/>
-        </w:rPr>
-        <w:t>9010 Taiga, 9020 Nordlig ädellövskog, 9110 Näringsfattig bokskog, 9130 Näringsrik bokskog, 9160 Näringsrik ekskog, 9180 Ädellövskog i branter, 9190 Näringsfattig ekskog, 9070 Trädklädd betesmark, 9040 Fjällbjörkskog</w:t>
-      </w:r>
-      <w:r>
-        <w:t xml:space="preserve"> och</w:t>
-      </w:r>
-      <w:r>
-        <w:rPr>
-          <w:i/>
-        </w:rPr>
-        <w:t xml:space="preserve"> 6530 Lövängar</w:t>
-      </w:r>
-      <w:r>
-        <w:t xml:space="preserve"> (SLU Artdatabanken, 2026; Nitare &amp; Skogsstyrelsen, 2019).</w:t>
-      </w:r>
-    </w:p>
-    <w:p>
-      <w:r>
-        <w:rPr>
-          <w:b/>
-        </w:rPr>
-        <w:t>Sprickporing (VU)</w:t>
-      </w:r>
-      <w:r>
-        <w:t>, rödlistad som sårbar, är en sällsynt art som växer på senvuxen gran i lågproduktiva miljöer, ett substrat som nybildas i mycket liten skala i modern produktionsskog. Arten bedöms ha minskat kraftigt, med mer än 30 % över de senaste 20 åren, huvudsakligen på grund av slutavverkningar. I bestånd där arten förekommer måste skogsbruk undvikas. Fler av artens lokaler bör skyddas (SLU Artdatabanken, 2024).</w:t>
       </w:r>
     </w:p>
     <w:p>
@@ -1231,7 +1188,7 @@
     <w:r>
       <w:tab/>
       <w:tab/>
-      <w:t>2026-06-20</w:t>
+      <w:t>2026-06-21</w:t>
       <w:br/>
       <w:br/>
     </w:r>

--- a/klagomål/A 61173-2025 FSC-klagomål.docx
+++ b/klagomål/A 61173-2025 FSC-klagomål.docx
@@ -1188,7 +1188,7 @@
     <w:r>
       <w:tab/>
       <w:tab/>
-      <w:t>2026-06-21</w:t>
+      <w:t>2026-06-22</w:t>
       <w:br/>
       <w:br/>
     </w:r>

--- a/klagomål/A 61173-2025 FSC-klagomål.docx
+++ b/klagomål/A 61173-2025 FSC-klagomål.docx
@@ -1188,7 +1188,7 @@
     <w:r>
       <w:tab/>
       <w:tab/>
-      <w:t>2026-06-22</w:t>
+      <w:t>2026-06-23</w:t>
       <w:br/>
       <w:br/>
     </w:r>

--- a/klagomål/A 61173-2025 FSC-klagomål.docx
+++ b/klagomål/A 61173-2025 FSC-klagomål.docx
@@ -1188,7 +1188,7 @@
     <w:r>
       <w:tab/>
       <w:tab/>
-      <w:t>2026-06-23</w:t>
+      <w:t>2026-06-24</w:t>
       <w:br/>
       <w:br/>
     </w:r>

--- a/klagomål/A 61173-2025 FSC-klagomål.docx
+++ b/klagomål/A 61173-2025 FSC-klagomål.docx
@@ -1188,7 +1188,7 @@
     <w:r>
       <w:tab/>
       <w:tab/>
-      <w:t>2026-06-24</w:t>
+      <w:t>2026-06-25</w:t>
       <w:br/>
       <w:br/>
     </w:r>

--- a/klagomål/A 61173-2025 FSC-klagomål.docx
+++ b/klagomål/A 61173-2025 FSC-klagomål.docx
@@ -1188,7 +1188,7 @@
     <w:r>
       <w:tab/>
       <w:tab/>
-      <w:t>2026-06-25</w:t>
+      <w:t>2026-06-26</w:t>
       <w:br/>
       <w:br/>
     </w:r>

--- a/klagomål/A 61173-2025 FSC-klagomål.docx
+++ b/klagomål/A 61173-2025 FSC-klagomål.docx
@@ -1188,7 +1188,7 @@
     <w:r>
       <w:tab/>
       <w:tab/>
-      <w:t>2026-06-26</w:t>
+      <w:t>2026-06-27</w:t>
       <w:br/>
       <w:br/>
     </w:r>

--- a/klagomål/A 61173-2025 FSC-klagomål.docx
+++ b/klagomål/A 61173-2025 FSC-klagomål.docx
@@ -1188,7 +1188,7 @@
     <w:r>
       <w:tab/>
       <w:tab/>
-      <w:t>2026-06-27</w:t>
+      <w:t>2026-06-28</w:t>
       <w:br/>
       <w:br/>
     </w:r>

--- a/klagomål/A 61173-2025 FSC-klagomål.docx
+++ b/klagomål/A 61173-2025 FSC-klagomål.docx
@@ -1188,7 +1188,7 @@
     <w:r>
       <w:tab/>
       <w:tab/>
-      <w:t>2026-06-28</w:t>
+      <w:t>2026-06-29</w:t>
       <w:br/>
       <w:br/>
     </w:r>

--- a/klagomål/A 61173-2025 FSC-klagomål.docx
+++ b/klagomål/A 61173-2025 FSC-klagomål.docx
@@ -1188,7 +1188,7 @@
     <w:r>
       <w:tab/>
       <w:tab/>
-      <w:t>2026-06-29</w:t>
+      <w:t>2026-06-30</w:t>
       <w:br/>
       <w:br/>
     </w:r>

--- a/klagomål/A 61173-2025 FSC-klagomål.docx
+++ b/klagomål/A 61173-2025 FSC-klagomål.docx
@@ -1188,7 +1188,7 @@
     <w:r>
       <w:tab/>
       <w:tab/>
-      <w:t>2026-06-30</w:t>
+      <w:t>2026-07-01</w:t>
       <w:br/>
       <w:br/>
     </w:r>

--- a/klagomål/A 61173-2025 FSC-klagomål.docx
+++ b/klagomål/A 61173-2025 FSC-klagomål.docx
@@ -1188,7 +1188,7 @@
     <w:r>
       <w:tab/>
       <w:tab/>
-      <w:t>2026-07-01</w:t>
+      <w:t>2026-07-02</w:t>
       <w:br/>
       <w:br/>
     </w:r>

--- a/klagomål/A 61173-2025 FSC-klagomål.docx
+++ b/klagomål/A 61173-2025 FSC-klagomål.docx
@@ -1188,7 +1188,7 @@
     <w:r>
       <w:tab/>
       <w:tab/>
-      <w:t>2026-07-13</w:t>
+      <w:t>2026-07-14</w:t>
       <w:br/>
       <w:br/>
     </w:r>

--- a/klagomål/A 61173-2025 FSC-klagomål.docx
+++ b/klagomål/A 61173-2025 FSC-klagomål.docx
@@ -1188,7 +1188,7 @@
     <w:r>
       <w:tab/>
       <w:tab/>
-      <w:t>2026-07-14</w:t>
+      <w:t>2026-07-15</w:t>
       <w:br/>
       <w:br/>
     </w:r>

--- a/klagomål/A 61173-2025 FSC-klagomål.docx
+++ b/klagomål/A 61173-2025 FSC-klagomål.docx
@@ -1188,7 +1188,7 @@
     <w:r>
       <w:tab/>
       <w:tab/>
-      <w:t>2026-07-15</w:t>
+      <w:t>2026-07-16</w:t>
       <w:br/>
       <w:br/>
     </w:r>

--- a/klagomål/A 61173-2025 FSC-klagomål.docx
+++ b/klagomål/A 61173-2025 FSC-klagomål.docx
@@ -1188,7 +1188,7 @@
     <w:r>
       <w:tab/>
       <w:tab/>
-      <w:t>2026-07-16</w:t>
+      <w:t>2026-07-17</w:t>
       <w:br/>
       <w:br/>
     </w:r>

--- a/klagomål/A 61173-2025 FSC-klagomål.docx
+++ b/klagomål/A 61173-2025 FSC-klagomål.docx
@@ -1188,7 +1188,7 @@
     <w:r>
       <w:tab/>
       <w:tab/>
-      <w:t>2026-07-17</w:t>
+      <w:t>2026-07-18</w:t>
       <w:br/>
       <w:br/>
     </w:r>

--- a/klagomål/A 61173-2025 FSC-klagomål.docx
+++ b/klagomål/A 61173-2025 FSC-klagomål.docx
@@ -1188,7 +1188,7 @@
     <w:r>
       <w:tab/>
       <w:tab/>
-      <w:t>2026-07-18</w:t>
+      <w:t>2026-07-19</w:t>
       <w:br/>
       <w:br/>
     </w:r>

--- a/klagomål/A 61173-2025 FSC-klagomål.docx
+++ b/klagomål/A 61173-2025 FSC-klagomål.docx
@@ -1188,7 +1188,7 @@
     <w:r>
       <w:tab/>
       <w:tab/>
-      <w:t>2026-07-19</w:t>
+      <w:t>2026-07-20</w:t>
       <w:br/>
       <w:br/>
     </w:r>

--- a/klagomål/A 61173-2025 FSC-klagomål.docx
+++ b/klagomål/A 61173-2025 FSC-klagomål.docx
@@ -1188,7 +1188,7 @@
     <w:r>
       <w:tab/>
       <w:tab/>
-      <w:t>2026-07-20</w:t>
+      <w:t>2026-07-21</w:t>
       <w:br/>
       <w:br/>
     </w:r>

--- a/klagomål/A 61173-2025 FSC-klagomål.docx
+++ b/klagomål/A 61173-2025 FSC-klagomål.docx
@@ -1188,7 +1188,7 @@
     <w:r>
       <w:tab/>
       <w:tab/>
-      <w:t>2026-07-21</w:t>
+      <w:t>2026-07-22</w:t>
       <w:br/>
       <w:br/>
     </w:r>

--- a/klagomål/A 61173-2025 FSC-klagomål.docx
+++ b/klagomål/A 61173-2025 FSC-klagomål.docx
@@ -1188,7 +1188,7 @@
     <w:r>
       <w:tab/>
       <w:tab/>
-      <w:t>2026-07-22</w:t>
+      <w:t>2026-07-23</w:t>
       <w:br/>
       <w:br/>
     </w:r>

--- a/klagomål/A 61173-2025 FSC-klagomål.docx
+++ b/klagomål/A 61173-2025 FSC-klagomål.docx
@@ -1188,7 +1188,7 @@
     <w:r>
       <w:tab/>
       <w:tab/>
-      <w:t>2026-07-23</w:t>
+      <w:t>2026-07-24</w:t>
       <w:br/>
       <w:br/>
     </w:r>

--- a/klagomål/A 61173-2025 FSC-klagomål.docx
+++ b/klagomål/A 61173-2025 FSC-klagomål.docx
@@ -1188,7 +1188,7 @@
     <w:r>
       <w:tab/>
       <w:tab/>
-      <w:t>2026-07-24</w:t>
+      <w:t>2026-07-25</w:t>
       <w:br/>
       <w:br/>
     </w:r>

--- a/klagomål/A 61173-2025 FSC-klagomål.docx
+++ b/klagomål/A 61173-2025 FSC-klagomål.docx
@@ -1188,7 +1188,7 @@
     <w:r>
       <w:tab/>
       <w:tab/>
-      <w:t>2026-07-25</w:t>
+      <w:t>2026-07-26</w:t>
       <w:br/>
       <w:br/>
     </w:r>

--- a/klagomål/A 61173-2025 FSC-klagomål.docx
+++ b/klagomål/A 61173-2025 FSC-klagomål.docx
@@ -1188,7 +1188,7 @@
     <w:r>
       <w:tab/>
       <w:tab/>
-      <w:t>2026-07-26</w:t>
+      <w:t>2026-07-27</w:t>
       <w:br/>
       <w:br/>
     </w:r>

--- a/klagomål/A 61173-2025 FSC-klagomål.docx
+++ b/klagomål/A 61173-2025 FSC-klagomål.docx
@@ -1188,7 +1188,7 @@
     <w:r>
       <w:tab/>
       <w:tab/>
-      <w:t>2026-07-27</w:t>
+      <w:t>2026-07-28</w:t>
       <w:br/>
       <w:br/>
     </w:r>

--- a/klagomål/A 61173-2025 FSC-klagomål.docx
+++ b/klagomål/A 61173-2025 FSC-klagomål.docx
@@ -1188,7 +1188,7 @@
     <w:r>
       <w:tab/>
       <w:tab/>
-      <w:t>2026-07-28</w:t>
+      <w:t>2026-07-29</w:t>
       <w:br/>
       <w:br/>
     </w:r>

--- a/klagomål/A 61173-2025 FSC-klagomål.docx
+++ b/klagomål/A 61173-2025 FSC-klagomål.docx
@@ -1188,7 +1188,7 @@
     <w:r>
       <w:tab/>
       <w:tab/>
-      <w:t>2026-07-29</w:t>
+      <w:t>2026-07-30</w:t>
       <w:br/>
       <w:br/>
     </w:r>

--- a/klagomål/A 61173-2025 FSC-klagomål.docx
+++ b/klagomål/A 61173-2025 FSC-klagomål.docx
@@ -1188,7 +1188,7 @@
     <w:r>
       <w:tab/>
       <w:tab/>
-      <w:t>2026-07-30</w:t>
+      <w:t>2026-07-31</w:t>
       <w:br/>
       <w:br/>
     </w:r>

--- a/klagomål/A 61173-2025 FSC-klagomål.docx
+++ b/klagomål/A 61173-2025 FSC-klagomål.docx
@@ -1188,7 +1188,7 @@
     <w:r>
       <w:tab/>
       <w:tab/>
-      <w:t>2026-07-31</w:t>
+      <w:t>2026-08-01</w:t>
       <w:br/>
       <w:br/>
     </w:r>

--- a/klagomål/A 61173-2025 FSC-klagomål.docx
+++ b/klagomål/A 61173-2025 FSC-klagomål.docx
@@ -1188,7 +1188,7 @@
     <w:r>
       <w:tab/>
       <w:tab/>
-      <w:t>2026-08-01</w:t>
+      <w:t>2026-08-02</w:t>
       <w:br/>
       <w:br/>
     </w:r>

--- a/klagomål/A 61173-2025 FSC-klagomål.docx
+++ b/klagomål/A 61173-2025 FSC-klagomål.docx
@@ -1188,7 +1188,7 @@
     <w:r>
       <w:tab/>
       <w:tab/>
-      <w:t>2026-08-02</w:t>
+      <w:t>2026-08-03</w:t>
       <w:br/>
       <w:br/>
     </w:r>

--- a/klagomål/A 61173-2025 FSC-klagomål.docx
+++ b/klagomål/A 61173-2025 FSC-klagomål.docx
@@ -1188,7 +1188,7 @@
     <w:r>
       <w:tab/>
       <w:tab/>
-      <w:t>2026-08-03</w:t>
+      <w:t>2026-08-04</w:t>
       <w:br/>
       <w:br/>
     </w:r>

--- a/klagomål/A 61173-2025 FSC-klagomål.docx
+++ b/klagomål/A 61173-2025 FSC-klagomål.docx
@@ -1188,7 +1188,7 @@
     <w:r>
       <w:tab/>
       <w:tab/>
-      <w:t>2026-08-04</w:t>
+      <w:t>2026-08-05</w:t>
       <w:br/>
       <w:br/>
     </w:r>

--- a/klagomål/A 61173-2025 FSC-klagomål.docx
+++ b/klagomål/A 61173-2025 FSC-klagomål.docx
@@ -1188,7 +1188,7 @@
     <w:r>
       <w:tab/>
       <w:tab/>
-      <w:t>2026-08-05</w:t>
+      <w:t>2026-08-07</w:t>
       <w:br/>
       <w:br/>
     </w:r>

--- a/klagomål/A 61173-2025 FSC-klagomål.docx
+++ b/klagomål/A 61173-2025 FSC-klagomål.docx
@@ -1188,7 +1188,7 @@
     <w:r>
       <w:tab/>
       <w:tab/>
-      <w:t>2026-08-07</w:t>
+      <w:t>2026-08-08</w:t>
       <w:br/>
       <w:br/>
     </w:r>

--- a/klagomål/A 61173-2025 FSC-klagomål.docx
+++ b/klagomål/A 61173-2025 FSC-klagomål.docx
@@ -216,7 +216,7 @@
         <w:spacing w:after="240"/>
       </w:pPr>
       <w:r>
-        <w:t>Figur 1. Fyndplatser för naturvårdsarter i avverkningsanmälan. Markörer utan svart kant är placerade på fyndplatsen. Markörer med svart kant är placerade vid sidan av fyndplatsen har ett svart streck som visar fyndplatsens exakta position. Kartans mittpunktskoordinat är N 6957685, E 500649 i SWEREF 99 TM.</w:t>
+        <w:t>Figur 1. Fyndplatser för naturvårdsarter i avverkningsanmälan. Markörer utan svart kant är placerade på fyndplatsen. Markörer med svart kant är placerade vid sidan av fyndplatsen och har ett svart streck som visar fyndplatsens exakta position. Kartans mittpunktskoordinat är N 6957685, E 500649 i SWEREF 99 TM.</w:t>
       </w:r>
     </w:p>
     <w:p>
@@ -1188,7 +1188,7 @@
     <w:r>
       <w:tab/>
       <w:tab/>
-      <w:t>2026-08-14</w:t>
+      <w:t>2026-08-15</w:t>
       <w:br/>
       <w:br/>
     </w:r>

--- a/klagomål/A 61173-2025 FSC-klagomål.docx
+++ b/klagomål/A 61173-2025 FSC-klagomål.docx
@@ -1188,7 +1188,7 @@
     <w:r>
       <w:tab/>
       <w:tab/>
-      <w:t>2026-08-15</w:t>
+      <w:t>2026-08-16</w:t>
       <w:br/>
       <w:br/>
     </w:r>

--- a/klagomål/A 61173-2025 FSC-klagomål.docx
+++ b/klagomål/A 61173-2025 FSC-klagomål.docx
@@ -1188,7 +1188,7 @@
     <w:r>
       <w:tab/>
       <w:tab/>
-      <w:t>2026-08-16</w:t>
+      <w:t>2026-08-17</w:t>
       <w:br/>
       <w:br/>
     </w:r>

--- a/klagomål/A 61173-2025 FSC-klagomål.docx
+++ b/klagomål/A 61173-2025 FSC-klagomål.docx
@@ -1188,7 +1188,7 @@
     <w:r>
       <w:tab/>
       <w:tab/>
-      <w:t>2026-08-17</w:t>
+      <w:t>2026-08-18</w:t>
       <w:br/>
       <w:br/>
     </w:r>

--- a/klagomål/A 61173-2025 FSC-klagomål.docx
+++ b/klagomål/A 61173-2025 FSC-klagomål.docx
@@ -1188,7 +1188,7 @@
     <w:r>
       <w:tab/>
       <w:tab/>
-      <w:t>2026-08-18</w:t>
+      <w:t>2026-08-19</w:t>
       <w:br/>
       <w:br/>
     </w:r>

--- a/klagomål/A 61173-2025 FSC-klagomål.docx
+++ b/klagomål/A 61173-2025 FSC-klagomål.docx
@@ -1188,7 +1188,7 @@
     <w:r>
       <w:tab/>
       <w:tab/>
-      <w:t>2026-08-19</w:t>
+      <w:t>2026-08-20</w:t>
       <w:br/>
       <w:br/>
     </w:r>

--- a/klagomål/A 61173-2025 FSC-klagomål.docx
+++ b/klagomål/A 61173-2025 FSC-klagomål.docx
@@ -1188,7 +1188,7 @@
     <w:r>
       <w:tab/>
       <w:tab/>
-      <w:t>2026-08-20</w:t>
+      <w:t>2026-08-21</w:t>
       <w:br/>
       <w:br/>
     </w:r>

--- a/klagomål/A 61173-2025 FSC-klagomål.docx
+++ b/klagomål/A 61173-2025 FSC-klagomål.docx
@@ -1188,7 +1188,7 @@
     <w:r>
       <w:tab/>
       <w:tab/>
-      <w:t>2026-08-21</w:t>
+      <w:t>2026-08-22</w:t>
       <w:br/>
       <w:br/>
     </w:r>

--- a/klagomål/A 61173-2025 FSC-klagomål.docx
+++ b/klagomål/A 61173-2025 FSC-klagomål.docx
@@ -1188,7 +1188,7 @@
     <w:r>
       <w:tab/>
       <w:tab/>
-      <w:t>2026-08-22</w:t>
+      <w:t>2026-08-23</w:t>
       <w:br/>
       <w:br/>
     </w:r>

--- a/klagomål/A 61173-2025 FSC-klagomål.docx
+++ b/klagomål/A 61173-2025 FSC-klagomål.docx
@@ -1188,7 +1188,7 @@
     <w:r>
       <w:tab/>
       <w:tab/>
-      <w:t>2026-08-23</w:t>
+      <w:t>2026-08-24</w:t>
       <w:br/>
       <w:br/>
     </w:r>

--- a/klagomål/A 61173-2025 FSC-klagomål.docx
+++ b/klagomål/A 61173-2025 FSC-klagomål.docx
@@ -1188,7 +1188,7 @@
     <w:r>
       <w:tab/>
       <w:tab/>
-      <w:t>2026-08-24</w:t>
+      <w:t>2026-08-25</w:t>
       <w:br/>
       <w:br/>
     </w:r>

--- a/klagomål/A 61173-2025 FSC-klagomål.docx
+++ b/klagomål/A 61173-2025 FSC-klagomål.docx
@@ -1188,7 +1188,7 @@
     <w:r>
       <w:tab/>
       <w:tab/>
-      <w:t>2026-08-25</w:t>
+      <w:t>2026-08-26</w:t>
       <w:br/>
       <w:br/>
     </w:r>

--- a/klagomål/A 61173-2025 FSC-klagomål.docx
+++ b/klagomål/A 61173-2025 FSC-klagomål.docx
@@ -1188,7 +1188,7 @@
     <w:r>
       <w:tab/>
       <w:tab/>
-      <w:t>2026-08-26</w:t>
+      <w:t>2026-08-27</w:t>
       <w:br/>
       <w:br/>
     </w:r>

--- a/klagomål/A 61173-2025 FSC-klagomål.docx
+++ b/klagomål/A 61173-2025 FSC-klagomål.docx
@@ -1188,7 +1188,7 @@
     <w:r>
       <w:tab/>
       <w:tab/>
-      <w:t>2026-08-27</w:t>
+      <w:t>2026-08-28</w:t>
       <w:br/>
       <w:br/>
     </w:r>

--- a/klagomål/A 61173-2025 FSC-klagomål.docx
+++ b/klagomål/A 61173-2025 FSC-klagomål.docx
@@ -1188,7 +1188,7 @@
     <w:r>
       <w:tab/>
       <w:tab/>
-      <w:t>2026-08-28</w:t>
+      <w:t>2026-08-29</w:t>
       <w:br/>
       <w:br/>
     </w:r>

--- a/klagomål/A 61173-2025 FSC-klagomål.docx
+++ b/klagomål/A 61173-2025 FSC-klagomål.docx
@@ -1188,7 +1188,7 @@
     <w:r>
       <w:tab/>
       <w:tab/>
-      <w:t>2026-08-29</w:t>
+      <w:t>2026-08-31</w:t>
       <w:br/>
       <w:br/>
     </w:r>

--- a/klagomål/A 61173-2025 FSC-klagomål.docx
+++ b/klagomål/A 61173-2025 FSC-klagomål.docx
@@ -1188,7 +1188,7 @@
     <w:r>
       <w:tab/>
       <w:tab/>
-      <w:t>2026-08-31</w:t>
+      <w:t>2026-09-01</w:t>
       <w:br/>
       <w:br/>
     </w:r>

--- a/klagomål/A 61173-2025 FSC-klagomål.docx
+++ b/klagomål/A 61173-2025 FSC-klagomål.docx
@@ -1188,7 +1188,7 @@
     <w:r>
       <w:tab/>
       <w:tab/>
-      <w:t>2026-09-01</w:t>
+      <w:t>2026-09-02</w:t>
       <w:br/>
       <w:br/>
     </w:r>

--- a/klagomål/A 61173-2025 FSC-klagomål.docx
+++ b/klagomål/A 61173-2025 FSC-klagomål.docx
@@ -1188,7 +1188,7 @@
     <w:r>
       <w:tab/>
       <w:tab/>
-      <w:t>2026-09-02</w:t>
+      <w:t>2026-09-03</w:t>
       <w:br/>
       <w:br/>
     </w:r>

--- a/klagomål/A 61173-2025 FSC-klagomål.docx
+++ b/klagomål/A 61173-2025 FSC-klagomål.docx
@@ -1188,7 +1188,7 @@
     <w:r>
       <w:tab/>
       <w:tab/>
-      <w:t>2026-09-03</w:t>
+      <w:t>2026-09-04</w:t>
       <w:br/>
       <w:br/>
     </w:r>

--- a/klagomål/A 61173-2025 FSC-klagomål.docx
+++ b/klagomål/A 61173-2025 FSC-klagomål.docx
@@ -1188,7 +1188,7 @@
     <w:r>
       <w:tab/>
       <w:tab/>
-      <w:t>2026-09-04</w:t>
+      <w:t>2026-09-05</w:t>
       <w:br/>
       <w:br/>
     </w:r>
